--- a/guess-what/unit-6-hobbies/worksheets/worksheet-A.docx
+++ b/guess-what/unit-6-hobbies/worksheets/worksheet-A.docx
@@ -146,7 +146,7 @@
                 <w:i w:val="0"/>
                 <w:sz w:val="22"/>
               </w:rPr>
-              <w:t>make films</w:t>
+              <w:t>make movies</w:t>
             </w:r>
             <w:r>
               <w:rPr>
@@ -218,7 +218,7 @@
                 <w:i w:val="0"/>
                 <w:sz w:val="22"/>
               </w:rPr>
-              <w:t>play table tennis</w:t>
+              <w:t>play ping-pong</w:t>
             </w:r>
             <w:r>
               <w:rPr>
@@ -1286,7 +1286,7 @@
                 <w:i w:val="0"/>
                 <w:sz w:val="21"/>
               </w:rPr>
-              <w:t xml:space="preserve">  make films   ____</w:t>
+              <w:t xml:space="preserve">  make movies   ____</w:t>
             </w:r>
           </w:p>
         </w:tc>
@@ -2028,7 +2028,7 @@
                 <w:i w:val="0"/>
                 <w:sz w:val="22"/>
               </w:rPr>
-              <w:t>FILMS</w:t>
+              <w:t>MOVIES</w:t>
             </w:r>
             <w:r>
               <w:rPr>
@@ -2082,7 +2082,7 @@
                 <w:i w:val="0"/>
                 <w:sz w:val="22"/>
               </w:rPr>
-              <w:t>TENNIS</w:t>
+              <w:t>PINGPONG</w:t>
             </w:r>
             <w:r>
               <w:rPr>
@@ -2176,7 +2176,7 @@
                 <w:i w:val="0"/>
                 <w:sz w:val="26"/>
               </w:rPr>
-              <w:t>W</w:t>
+              <w:t>I</w:t>
             </w:r>
           </w:p>
         </w:tc>
@@ -2202,7 +2202,7 @@
                 <w:i w:val="0"/>
                 <w:sz w:val="26"/>
               </w:rPr>
-              <w:t>S</w:t>
+              <w:t>C</w:t>
             </w:r>
           </w:p>
         </w:tc>
@@ -2228,7 +2228,7 @@
                 <w:i w:val="0"/>
                 <w:sz w:val="26"/>
               </w:rPr>
-              <w:t>V</w:t>
+              <w:t>Z</w:t>
             </w:r>
           </w:p>
         </w:tc>
@@ -2254,7 +2254,7 @@
                 <w:i w:val="0"/>
                 <w:sz w:val="26"/>
               </w:rPr>
-              <w:t>A</w:t>
+              <w:t>Y</w:t>
             </w:r>
           </w:p>
         </w:tc>
@@ -2280,33 +2280,7 @@
                 <w:i w:val="0"/>
                 <w:sz w:val="26"/>
               </w:rPr>
-              <w:t>T</w:t>
-            </w:r>
-          </w:p>
-        </w:tc>
-        <w:tc>
-          <w:tcPr>
-            <w:tcW w:type="dxa" w:w="488"/>
-            <w:tcBorders>
-              <w:top w:val="single" w:sz="4" w:color="9FB3C8"/>
-              <w:left w:val="single" w:sz="4" w:color="9FB3C8"/>
-              <w:bottom w:val="single" w:sz="4" w:color="9FB3C8"/>
-              <w:right w:val="single" w:sz="4" w:color="9FB3C8"/>
-            </w:tcBorders>
-          </w:tcPr>
-          <w:p>
-            <w:pPr>
-              <w:spacing w:after="20"/>
-              <w:jc w:val="center"/>
-            </w:pPr>
-            <w:r>
-              <w:rPr>
-                <w:rFonts w:ascii="Arial" w:hAnsi="Arial" w:eastAsia="Arial"/>
-                <w:b/>
-                <w:i w:val="0"/>
-                <w:sz w:val="26"/>
-              </w:rPr>
-              <w:t>K</w:t>
+              <w:t>I</w:t>
             </w:r>
           </w:p>
         </w:tc>
@@ -2466,6 +2440,32 @@
             </w:r>
           </w:p>
         </w:tc>
+        <w:tc>
+          <w:tcPr>
+            <w:tcW w:type="dxa" w:w="488"/>
+            <w:tcBorders>
+              <w:top w:val="single" w:sz="4" w:color="9FB3C8"/>
+              <w:left w:val="single" w:sz="4" w:color="9FB3C8"/>
+              <w:bottom w:val="single" w:sz="4" w:color="9FB3C8"/>
+              <w:right w:val="single" w:sz="4" w:color="9FB3C8"/>
+            </w:tcBorders>
+          </w:tcPr>
+          <w:p>
+            <w:pPr>
+              <w:spacing w:after="20"/>
+              <w:jc w:val="center"/>
+            </w:pPr>
+            <w:r>
+              <w:rPr>
+                <w:rFonts w:ascii="Arial" w:hAnsi="Arial" w:eastAsia="Arial"/>
+                <w:b/>
+                <w:i w:val="0"/>
+                <w:sz w:val="26"/>
+              </w:rPr>
+              <w:t>R</w:t>
+            </w:r>
+          </w:p>
+        </w:tc>
       </w:tr>
       <w:tr>
         <w:trPr>
@@ -2493,59 +2493,7 @@
                 <w:i w:val="0"/>
                 <w:sz w:val="26"/>
               </w:rPr>
-              <w:t>G</w:t>
-            </w:r>
-          </w:p>
-        </w:tc>
-        <w:tc>
-          <w:tcPr>
-            <w:tcW w:type="dxa" w:w="488"/>
-            <w:tcBorders>
-              <w:top w:val="single" w:sz="4" w:color="9FB3C8"/>
-              <w:left w:val="single" w:sz="4" w:color="9FB3C8"/>
-              <w:bottom w:val="single" w:sz="4" w:color="9FB3C8"/>
-              <w:right w:val="single" w:sz="4" w:color="9FB3C8"/>
-            </w:tcBorders>
-          </w:tcPr>
-          <w:p>
-            <w:pPr>
-              <w:spacing w:after="20"/>
-              <w:jc w:val="center"/>
-            </w:pPr>
-            <w:r>
-              <w:rPr>
-                <w:rFonts w:ascii="Arial" w:hAnsi="Arial" w:eastAsia="Arial"/>
-                <w:b/>
-                <w:i w:val="0"/>
-                <w:sz w:val="26"/>
-              </w:rPr>
-              <w:t>D</w:t>
-            </w:r>
-          </w:p>
-        </w:tc>
-        <w:tc>
-          <w:tcPr>
-            <w:tcW w:type="dxa" w:w="488"/>
-            <w:tcBorders>
-              <w:top w:val="single" w:sz="4" w:color="9FB3C8"/>
-              <w:left w:val="single" w:sz="4" w:color="9FB3C8"/>
-              <w:bottom w:val="single" w:sz="4" w:color="9FB3C8"/>
-              <w:right w:val="single" w:sz="4" w:color="9FB3C8"/>
-            </w:tcBorders>
-          </w:tcPr>
-          <w:p>
-            <w:pPr>
-              <w:spacing w:after="20"/>
-              <w:jc w:val="center"/>
-            </w:pPr>
-            <w:r>
-              <w:rPr>
-                <w:rFonts w:ascii="Arial" w:hAnsi="Arial" w:eastAsia="Arial"/>
-                <w:b/>
-                <w:i w:val="0"/>
-                <w:sz w:val="26"/>
-              </w:rPr>
-              <w:t>H</w:t>
+              <w:t>W</w:t>
             </w:r>
           </w:p>
         </w:tc>
@@ -2597,7 +2545,33 @@
                 <w:i w:val="0"/>
                 <w:sz w:val="26"/>
               </w:rPr>
-              <w:t>E</w:t>
+              <w:t>K</w:t>
+            </w:r>
+          </w:p>
+        </w:tc>
+        <w:tc>
+          <w:tcPr>
+            <w:tcW w:type="dxa" w:w="488"/>
+            <w:tcBorders>
+              <w:top w:val="single" w:sz="4" w:color="9FB3C8"/>
+              <w:left w:val="single" w:sz="4" w:color="9FB3C8"/>
+              <w:bottom w:val="single" w:sz="4" w:color="9FB3C8"/>
+              <w:right w:val="single" w:sz="4" w:color="9FB3C8"/>
+            </w:tcBorders>
+          </w:tcPr>
+          <w:p>
+            <w:pPr>
+              <w:spacing w:after="20"/>
+              <w:jc w:val="center"/>
+            </w:pPr>
+            <w:r>
+              <w:rPr>
+                <w:rFonts w:ascii="Arial" w:hAnsi="Arial" w:eastAsia="Arial"/>
+                <w:b/>
+                <w:i w:val="0"/>
+                <w:sz w:val="26"/>
+              </w:rPr>
+              <w:t>V</w:t>
             </w:r>
           </w:p>
         </w:tc>
@@ -2649,7 +2623,7 @@
                 <w:i w:val="0"/>
                 <w:sz w:val="26"/>
               </w:rPr>
-              <w:t>S</w:t>
+              <w:t>J</w:t>
             </w:r>
           </w:p>
         </w:tc>
@@ -2675,7 +2649,7 @@
                 <w:i w:val="0"/>
                 <w:sz w:val="26"/>
               </w:rPr>
-              <w:t>R</w:t>
+              <w:t>L</w:t>
             </w:r>
           </w:p>
         </w:tc>
@@ -2701,7 +2675,33 @@
                 <w:i w:val="0"/>
                 <w:sz w:val="26"/>
               </w:rPr>
-              <w:t>V</w:t>
+              <w:t>J</w:t>
+            </w:r>
+          </w:p>
+        </w:tc>
+        <w:tc>
+          <w:tcPr>
+            <w:tcW w:type="dxa" w:w="488"/>
+            <w:tcBorders>
+              <w:top w:val="single" w:sz="4" w:color="9FB3C8"/>
+              <w:left w:val="single" w:sz="4" w:color="9FB3C8"/>
+              <w:bottom w:val="single" w:sz="4" w:color="9FB3C8"/>
+              <w:right w:val="single" w:sz="4" w:color="9FB3C8"/>
+            </w:tcBorders>
+          </w:tcPr>
+          <w:p>
+            <w:pPr>
+              <w:spacing w:after="20"/>
+              <w:jc w:val="center"/>
+            </w:pPr>
+            <w:r>
+              <w:rPr>
+                <w:rFonts w:ascii="Arial" w:hAnsi="Arial" w:eastAsia="Arial"/>
+                <w:b/>
+                <w:i w:val="0"/>
+                <w:sz w:val="26"/>
+              </w:rPr>
+              <w:t>G</w:t>
             </w:r>
           </w:p>
         </w:tc>
@@ -2753,7 +2753,7 @@
                 <w:i w:val="0"/>
                 <w:sz w:val="26"/>
               </w:rPr>
-              <w:t>J</w:t>
+              <w:t>U</w:t>
             </w:r>
           </w:p>
         </w:tc>
@@ -2779,7 +2779,7 @@
                 <w:i w:val="0"/>
                 <w:sz w:val="26"/>
               </w:rPr>
-              <w:t>D</w:t>
+              <w:t>V</w:t>
             </w:r>
           </w:p>
         </w:tc>
@@ -2810,7 +2810,376 @@
                 <w:i w:val="0"/>
                 <w:sz w:val="26"/>
               </w:rPr>
-              <w:t>C</w:t>
+              <w:t>S</w:t>
+            </w:r>
+          </w:p>
+        </w:tc>
+        <w:tc>
+          <w:tcPr>
+            <w:tcW w:type="dxa" w:w="488"/>
+            <w:tcBorders>
+              <w:top w:val="single" w:sz="4" w:color="9FB3C8"/>
+              <w:left w:val="single" w:sz="4" w:color="9FB3C8"/>
+              <w:bottom w:val="single" w:sz="4" w:color="9FB3C8"/>
+              <w:right w:val="single" w:sz="4" w:color="9FB3C8"/>
+            </w:tcBorders>
+          </w:tcPr>
+          <w:p>
+            <w:pPr>
+              <w:spacing w:after="20"/>
+              <w:jc w:val="center"/>
+            </w:pPr>
+            <w:r>
+              <w:rPr>
+                <w:rFonts w:ascii="Arial" w:hAnsi="Arial" w:eastAsia="Arial"/>
+                <w:b/>
+                <w:i w:val="0"/>
+                <w:sz w:val="26"/>
+              </w:rPr>
+              <w:t>U</w:t>
+            </w:r>
+          </w:p>
+        </w:tc>
+        <w:tc>
+          <w:tcPr>
+            <w:tcW w:type="dxa" w:w="488"/>
+            <w:tcBorders>
+              <w:top w:val="single" w:sz="4" w:color="9FB3C8"/>
+              <w:left w:val="single" w:sz="4" w:color="9FB3C8"/>
+              <w:bottom w:val="single" w:sz="4" w:color="9FB3C8"/>
+              <w:right w:val="single" w:sz="4" w:color="9FB3C8"/>
+            </w:tcBorders>
+          </w:tcPr>
+          <w:p>
+            <w:pPr>
+              <w:spacing w:after="20"/>
+              <w:jc w:val="center"/>
+            </w:pPr>
+            <w:r>
+              <w:rPr>
+                <w:rFonts w:ascii="Arial" w:hAnsi="Arial" w:eastAsia="Arial"/>
+                <w:b/>
+                <w:i w:val="0"/>
+                <w:sz w:val="26"/>
+              </w:rPr>
+              <w:t>P</w:t>
+            </w:r>
+          </w:p>
+        </w:tc>
+        <w:tc>
+          <w:tcPr>
+            <w:tcW w:type="dxa" w:w="488"/>
+            <w:tcBorders>
+              <w:top w:val="single" w:sz="4" w:color="9FB3C8"/>
+              <w:left w:val="single" w:sz="4" w:color="9FB3C8"/>
+              <w:bottom w:val="single" w:sz="4" w:color="9FB3C8"/>
+              <w:right w:val="single" w:sz="4" w:color="9FB3C8"/>
+            </w:tcBorders>
+          </w:tcPr>
+          <w:p>
+            <w:pPr>
+              <w:spacing w:after="20"/>
+              <w:jc w:val="center"/>
+            </w:pPr>
+            <w:r>
+              <w:rPr>
+                <w:rFonts w:ascii="Arial" w:hAnsi="Arial" w:eastAsia="Arial"/>
+                <w:b/>
+                <w:i w:val="0"/>
+                <w:sz w:val="26"/>
+              </w:rPr>
+              <w:t>O</w:t>
+            </w:r>
+          </w:p>
+        </w:tc>
+        <w:tc>
+          <w:tcPr>
+            <w:tcW w:type="dxa" w:w="488"/>
+            <w:tcBorders>
+              <w:top w:val="single" w:sz="4" w:color="9FB3C8"/>
+              <w:left w:val="single" w:sz="4" w:color="9FB3C8"/>
+              <w:bottom w:val="single" w:sz="4" w:color="9FB3C8"/>
+              <w:right w:val="single" w:sz="4" w:color="9FB3C8"/>
+            </w:tcBorders>
+          </w:tcPr>
+          <w:p>
+            <w:pPr>
+              <w:spacing w:after="20"/>
+              <w:jc w:val="center"/>
+            </w:pPr>
+            <w:r>
+              <w:rPr>
+                <w:rFonts w:ascii="Arial" w:hAnsi="Arial" w:eastAsia="Arial"/>
+                <w:b/>
+                <w:i w:val="0"/>
+                <w:sz w:val="26"/>
+              </w:rPr>
+              <w:t>E</w:t>
+            </w:r>
+          </w:p>
+        </w:tc>
+        <w:tc>
+          <w:tcPr>
+            <w:tcW w:type="dxa" w:w="488"/>
+            <w:tcBorders>
+              <w:top w:val="single" w:sz="4" w:color="9FB3C8"/>
+              <w:left w:val="single" w:sz="4" w:color="9FB3C8"/>
+              <w:bottom w:val="single" w:sz="4" w:color="9FB3C8"/>
+              <w:right w:val="single" w:sz="4" w:color="9FB3C8"/>
+            </w:tcBorders>
+          </w:tcPr>
+          <w:p>
+            <w:pPr>
+              <w:spacing w:after="20"/>
+              <w:jc w:val="center"/>
+            </w:pPr>
+            <w:r>
+              <w:rPr>
+                <w:rFonts w:ascii="Arial" w:hAnsi="Arial" w:eastAsia="Arial"/>
+                <w:b/>
+                <w:i w:val="0"/>
+                <w:sz w:val="26"/>
+              </w:rPr>
+              <w:t>F</w:t>
+            </w:r>
+          </w:p>
+        </w:tc>
+        <w:tc>
+          <w:tcPr>
+            <w:tcW w:type="dxa" w:w="488"/>
+            <w:tcBorders>
+              <w:top w:val="single" w:sz="4" w:color="9FB3C8"/>
+              <w:left w:val="single" w:sz="4" w:color="9FB3C8"/>
+              <w:bottom w:val="single" w:sz="4" w:color="9FB3C8"/>
+              <w:right w:val="single" w:sz="4" w:color="9FB3C8"/>
+            </w:tcBorders>
+          </w:tcPr>
+          <w:p>
+            <w:pPr>
+              <w:spacing w:after="20"/>
+              <w:jc w:val="center"/>
+            </w:pPr>
+            <w:r>
+              <w:rPr>
+                <w:rFonts w:ascii="Arial" w:hAnsi="Arial" w:eastAsia="Arial"/>
+                <w:b/>
+                <w:i w:val="0"/>
+                <w:sz w:val="26"/>
+              </w:rPr>
+              <w:t>A</w:t>
+            </w:r>
+          </w:p>
+        </w:tc>
+        <w:tc>
+          <w:tcPr>
+            <w:tcW w:type="dxa" w:w="488"/>
+            <w:tcBorders>
+              <w:top w:val="single" w:sz="4" w:color="9FB3C8"/>
+              <w:left w:val="single" w:sz="4" w:color="9FB3C8"/>
+              <w:bottom w:val="single" w:sz="4" w:color="9FB3C8"/>
+              <w:right w:val="single" w:sz="4" w:color="9FB3C8"/>
+            </w:tcBorders>
+          </w:tcPr>
+          <w:p>
+            <w:pPr>
+              <w:spacing w:after="20"/>
+              <w:jc w:val="center"/>
+            </w:pPr>
+            <w:r>
+              <w:rPr>
+                <w:rFonts w:ascii="Arial" w:hAnsi="Arial" w:eastAsia="Arial"/>
+                <w:b/>
+                <w:i w:val="0"/>
+                <w:sz w:val="26"/>
+              </w:rPr>
+              <w:t>T</w:t>
+            </w:r>
+          </w:p>
+        </w:tc>
+        <w:tc>
+          <w:tcPr>
+            <w:tcW w:type="dxa" w:w="488"/>
+            <w:tcBorders>
+              <w:top w:val="single" w:sz="4" w:color="9FB3C8"/>
+              <w:left w:val="single" w:sz="4" w:color="9FB3C8"/>
+              <w:bottom w:val="single" w:sz="4" w:color="9FB3C8"/>
+              <w:right w:val="single" w:sz="4" w:color="9FB3C8"/>
+            </w:tcBorders>
+          </w:tcPr>
+          <w:p>
+            <w:pPr>
+              <w:spacing w:after="20"/>
+              <w:jc w:val="center"/>
+            </w:pPr>
+            <w:r>
+              <w:rPr>
+                <w:rFonts w:ascii="Arial" w:hAnsi="Arial" w:eastAsia="Arial"/>
+                <w:b/>
+                <w:i w:val="0"/>
+                <w:sz w:val="26"/>
+              </w:rPr>
+              <w:t>Y</w:t>
+            </w:r>
+          </w:p>
+        </w:tc>
+        <w:tc>
+          <w:tcPr>
+            <w:tcW w:type="dxa" w:w="488"/>
+            <w:tcBorders>
+              <w:top w:val="single" w:sz="4" w:color="9FB3C8"/>
+              <w:left w:val="single" w:sz="4" w:color="9FB3C8"/>
+              <w:bottom w:val="single" w:sz="4" w:color="9FB3C8"/>
+              <w:right w:val="single" w:sz="4" w:color="9FB3C8"/>
+            </w:tcBorders>
+          </w:tcPr>
+          <w:p>
+            <w:pPr>
+              <w:spacing w:after="20"/>
+              <w:jc w:val="center"/>
+            </w:pPr>
+            <w:r>
+              <w:rPr>
+                <w:rFonts w:ascii="Arial" w:hAnsi="Arial" w:eastAsia="Arial"/>
+                <w:b/>
+                <w:i w:val="0"/>
+                <w:sz w:val="26"/>
+              </w:rPr>
+              <w:t>A</w:t>
+            </w:r>
+          </w:p>
+        </w:tc>
+        <w:tc>
+          <w:tcPr>
+            <w:tcW w:type="dxa" w:w="488"/>
+            <w:tcBorders>
+              <w:top w:val="single" w:sz="4" w:color="9FB3C8"/>
+              <w:left w:val="single" w:sz="4" w:color="9FB3C8"/>
+              <w:bottom w:val="single" w:sz="4" w:color="9FB3C8"/>
+              <w:right w:val="single" w:sz="4" w:color="9FB3C8"/>
+            </w:tcBorders>
+          </w:tcPr>
+          <w:p>
+            <w:pPr>
+              <w:spacing w:after="20"/>
+              <w:jc w:val="center"/>
+            </w:pPr>
+            <w:r>
+              <w:rPr>
+                <w:rFonts w:ascii="Arial" w:hAnsi="Arial" w:eastAsia="Arial"/>
+                <w:b/>
+                <w:i w:val="0"/>
+                <w:sz w:val="26"/>
+              </w:rPr>
+              <w:t>G</w:t>
+            </w:r>
+          </w:p>
+        </w:tc>
+        <w:tc>
+          <w:tcPr>
+            <w:tcW w:type="dxa" w:w="488"/>
+            <w:tcBorders>
+              <w:top w:val="single" w:sz="4" w:color="9FB3C8"/>
+              <w:left w:val="single" w:sz="4" w:color="9FB3C8"/>
+              <w:bottom w:val="single" w:sz="4" w:color="9FB3C8"/>
+              <w:right w:val="single" w:sz="4" w:color="9FB3C8"/>
+            </w:tcBorders>
+          </w:tcPr>
+          <w:p>
+            <w:pPr>
+              <w:spacing w:after="20"/>
+              <w:jc w:val="center"/>
+            </w:pPr>
+            <w:r>
+              <w:rPr>
+                <w:rFonts w:ascii="Arial" w:hAnsi="Arial" w:eastAsia="Arial"/>
+                <w:b/>
+                <w:i w:val="0"/>
+                <w:sz w:val="26"/>
+              </w:rPr>
+              <w:t>N</w:t>
+            </w:r>
+          </w:p>
+        </w:tc>
+      </w:tr>
+      <w:tr>
+        <w:trPr>
+          <w:trHeight w:val="488"/>
+        </w:trPr>
+        <w:tc>
+          <w:tcPr>
+            <w:tcW w:type="dxa" w:w="488"/>
+            <w:tcBorders>
+              <w:top w:val="single" w:sz="4" w:color="9FB3C8"/>
+              <w:left w:val="single" w:sz="4" w:color="9FB3C8"/>
+              <w:bottom w:val="single" w:sz="4" w:color="9FB3C8"/>
+              <w:right w:val="single" w:sz="4" w:color="9FB3C8"/>
+            </w:tcBorders>
+          </w:tcPr>
+          <w:p>
+            <w:pPr>
+              <w:spacing w:after="20"/>
+              <w:jc w:val="center"/>
+            </w:pPr>
+            <w:r>
+              <w:rPr>
+                <w:rFonts w:ascii="Arial" w:hAnsi="Arial" w:eastAsia="Arial"/>
+                <w:b/>
+                <w:i w:val="0"/>
+                <w:sz w:val="26"/>
+              </w:rPr>
+              <w:t>K</w:t>
+            </w:r>
+          </w:p>
+        </w:tc>
+        <w:tc>
+          <w:tcPr>
+            <w:tcW w:type="dxa" w:w="488"/>
+            <w:tcBorders>
+              <w:top w:val="single" w:sz="4" w:color="9FB3C8"/>
+              <w:left w:val="single" w:sz="4" w:color="9FB3C8"/>
+              <w:bottom w:val="single" w:sz="4" w:color="9FB3C8"/>
+              <w:right w:val="single" w:sz="4" w:color="9FB3C8"/>
+            </w:tcBorders>
+          </w:tcPr>
+          <w:p>
+            <w:pPr>
+              <w:spacing w:after="20"/>
+              <w:jc w:val="center"/>
+            </w:pPr>
+            <w:r>
+              <w:rPr>
+                <w:rFonts w:ascii="Arial" w:hAnsi="Arial" w:eastAsia="Arial"/>
+                <w:b/>
+                <w:i w:val="0"/>
+                <w:sz w:val="26"/>
+              </w:rPr>
+              <w:t>I</w:t>
+            </w:r>
+          </w:p>
+        </w:tc>
+        <w:tc>
+          <w:tcPr>
+            <w:tcW w:type="dxa" w:w="488"/>
+            <w:tcBorders>
+              <w:top w:val="single" w:sz="4" w:color="9FB3C8"/>
+              <w:left w:val="single" w:sz="4" w:color="9FB3C8"/>
+              <w:bottom w:val="single" w:sz="4" w:color="9FB3C8"/>
+              <w:right w:val="single" w:sz="4" w:color="9FB3C8"/>
+            </w:tcBorders>
+          </w:tcPr>
+          <w:p>
+            <w:pPr>
+              <w:spacing w:after="20"/>
+              <w:jc w:val="center"/>
+            </w:pPr>
+            <w:r>
+              <w:rPr>
+                <w:rFonts w:ascii="Arial" w:hAnsi="Arial" w:eastAsia="Arial"/>
+                <w:b/>
+                <w:i w:val="0"/>
+                <w:sz w:val="26"/>
+              </w:rPr>
+              <w:t>I</w:t>
             </w:r>
           </w:p>
         </w:tc>
@@ -2914,7 +3283,1436 @@
                 <w:i w:val="0"/>
                 <w:sz w:val="26"/>
               </w:rPr>
+              <w:t>M</w:t>
+            </w:r>
+          </w:p>
+        </w:tc>
+        <w:tc>
+          <w:tcPr>
+            <w:tcW w:type="dxa" w:w="488"/>
+            <w:tcBorders>
+              <w:top w:val="single" w:sz="4" w:color="9FB3C8"/>
+              <w:left w:val="single" w:sz="4" w:color="9FB3C8"/>
+              <w:bottom w:val="single" w:sz="4" w:color="9FB3C8"/>
+              <w:right w:val="single" w:sz="4" w:color="9FB3C8"/>
+            </w:tcBorders>
+          </w:tcPr>
+          <w:p>
+            <w:pPr>
+              <w:spacing w:after="20"/>
+              <w:jc w:val="center"/>
+            </w:pPr>
+            <w:r>
+              <w:rPr>
+                <w:rFonts w:ascii="Arial" w:hAnsi="Arial" w:eastAsia="Arial"/>
+                <w:b/>
+                <w:i w:val="0"/>
+                <w:sz w:val="26"/>
+              </w:rPr>
+              <w:t>T</w:t>
+            </w:r>
+          </w:p>
+        </w:tc>
+        <w:tc>
+          <w:tcPr>
+            <w:tcW w:type="dxa" w:w="488"/>
+            <w:tcBorders>
+              <w:top w:val="single" w:sz="4" w:color="9FB3C8"/>
+              <w:left w:val="single" w:sz="4" w:color="9FB3C8"/>
+              <w:bottom w:val="single" w:sz="4" w:color="9FB3C8"/>
+              <w:right w:val="single" w:sz="4" w:color="9FB3C8"/>
+            </w:tcBorders>
+          </w:tcPr>
+          <w:p>
+            <w:pPr>
+              <w:spacing w:after="20"/>
+              <w:jc w:val="center"/>
+            </w:pPr>
+            <w:r>
+              <w:rPr>
+                <w:rFonts w:ascii="Arial" w:hAnsi="Arial" w:eastAsia="Arial"/>
+                <w:b/>
+                <w:i w:val="0"/>
+                <w:sz w:val="26"/>
+              </w:rPr>
+              <w:t>M</w:t>
+            </w:r>
+          </w:p>
+        </w:tc>
+        <w:tc>
+          <w:tcPr>
+            <w:tcW w:type="dxa" w:w="488"/>
+            <w:tcBorders>
+              <w:top w:val="single" w:sz="4" w:color="9FB3C8"/>
+              <w:left w:val="single" w:sz="4" w:color="9FB3C8"/>
+              <w:bottom w:val="single" w:sz="4" w:color="9FB3C8"/>
+              <w:right w:val="single" w:sz="4" w:color="9FB3C8"/>
+            </w:tcBorders>
+          </w:tcPr>
+          <w:p>
+            <w:pPr>
+              <w:spacing w:after="20"/>
+              <w:jc w:val="center"/>
+            </w:pPr>
+            <w:r>
+              <w:rPr>
+                <w:rFonts w:ascii="Arial" w:hAnsi="Arial" w:eastAsia="Arial"/>
+                <w:b/>
+                <w:i w:val="0"/>
+                <w:sz w:val="26"/>
+              </w:rPr>
+              <w:t>D</w:t>
+            </w:r>
+          </w:p>
+        </w:tc>
+        <w:tc>
+          <w:tcPr>
+            <w:tcW w:type="dxa" w:w="488"/>
+            <w:tcBorders>
+              <w:top w:val="single" w:sz="4" w:color="9FB3C8"/>
+              <w:left w:val="single" w:sz="4" w:color="9FB3C8"/>
+              <w:bottom w:val="single" w:sz="4" w:color="9FB3C8"/>
+              <w:right w:val="single" w:sz="4" w:color="9FB3C8"/>
+            </w:tcBorders>
+          </w:tcPr>
+          <w:p>
+            <w:pPr>
+              <w:spacing w:after="20"/>
+              <w:jc w:val="center"/>
+            </w:pPr>
+            <w:r>
+              <w:rPr>
+                <w:rFonts w:ascii="Arial" w:hAnsi="Arial" w:eastAsia="Arial"/>
+                <w:b/>
+                <w:i w:val="0"/>
+                <w:sz w:val="26"/>
+              </w:rPr>
+              <w:t>H</w:t>
+            </w:r>
+          </w:p>
+        </w:tc>
+        <w:tc>
+          <w:tcPr>
+            <w:tcW w:type="dxa" w:w="488"/>
+            <w:tcBorders>
+              <w:top w:val="single" w:sz="4" w:color="9FB3C8"/>
+              <w:left w:val="single" w:sz="4" w:color="9FB3C8"/>
+              <w:bottom w:val="single" w:sz="4" w:color="9FB3C8"/>
+              <w:right w:val="single" w:sz="4" w:color="9FB3C8"/>
+            </w:tcBorders>
+          </w:tcPr>
+          <w:p>
+            <w:pPr>
+              <w:spacing w:after="20"/>
+              <w:jc w:val="center"/>
+            </w:pPr>
+            <w:r>
+              <w:rPr>
+                <w:rFonts w:ascii="Arial" w:hAnsi="Arial" w:eastAsia="Arial"/>
+                <w:b/>
+                <w:i w:val="0"/>
+                <w:sz w:val="26"/>
+              </w:rPr>
+              <w:t>X</w:t>
+            </w:r>
+          </w:p>
+        </w:tc>
+      </w:tr>
+      <w:tr>
+        <w:trPr>
+          <w:trHeight w:val="488"/>
+        </w:trPr>
+        <w:tc>
+          <w:tcPr>
+            <w:tcW w:type="dxa" w:w="488"/>
+            <w:tcBorders>
+              <w:top w:val="single" w:sz="4" w:color="9FB3C8"/>
+              <w:left w:val="single" w:sz="4" w:color="9FB3C8"/>
+              <w:bottom w:val="single" w:sz="4" w:color="9FB3C8"/>
+              <w:right w:val="single" w:sz="4" w:color="9FB3C8"/>
+            </w:tcBorders>
+          </w:tcPr>
+          <w:p>
+            <w:pPr>
+              <w:spacing w:after="20"/>
+              <w:jc w:val="center"/>
+            </w:pPr>
+            <w:r>
+              <w:rPr>
+                <w:rFonts w:ascii="Arial" w:hAnsi="Arial" w:eastAsia="Arial"/>
+                <w:b/>
+                <w:i w:val="0"/>
+                <w:sz w:val="26"/>
+              </w:rPr>
+              <w:t>A</w:t>
+            </w:r>
+          </w:p>
+        </w:tc>
+        <w:tc>
+          <w:tcPr>
+            <w:tcW w:type="dxa" w:w="488"/>
+            <w:tcBorders>
+              <w:top w:val="single" w:sz="4" w:color="9FB3C8"/>
+              <w:left w:val="single" w:sz="4" w:color="9FB3C8"/>
+              <w:bottom w:val="single" w:sz="4" w:color="9FB3C8"/>
+              <w:right w:val="single" w:sz="4" w:color="9FB3C8"/>
+            </w:tcBorders>
+          </w:tcPr>
+          <w:p>
+            <w:pPr>
+              <w:spacing w:after="20"/>
+              <w:jc w:val="center"/>
+            </w:pPr>
+            <w:r>
+              <w:rPr>
+                <w:rFonts w:ascii="Arial" w:hAnsi="Arial" w:eastAsia="Arial"/>
+                <w:b/>
+                <w:i w:val="0"/>
+                <w:sz w:val="26"/>
+              </w:rPr>
+              <w:t>T</w:t>
+            </w:r>
+          </w:p>
+        </w:tc>
+        <w:tc>
+          <w:tcPr>
+            <w:tcW w:type="dxa" w:w="488"/>
+            <w:tcBorders>
+              <w:top w:val="single" w:sz="4" w:color="9FB3C8"/>
+              <w:left w:val="single" w:sz="4" w:color="9FB3C8"/>
+              <w:bottom w:val="single" w:sz="4" w:color="9FB3C8"/>
+              <w:right w:val="single" w:sz="4" w:color="9FB3C8"/>
+            </w:tcBorders>
+          </w:tcPr>
+          <w:p>
+            <w:pPr>
+              <w:spacing w:after="20"/>
+              <w:jc w:val="center"/>
+            </w:pPr>
+            <w:r>
+              <w:rPr>
+                <w:rFonts w:ascii="Arial" w:hAnsi="Arial" w:eastAsia="Arial"/>
+                <w:b/>
+                <w:i w:val="0"/>
+                <w:sz w:val="26"/>
+              </w:rPr>
+              <w:t>A</w:t>
+            </w:r>
+          </w:p>
+        </w:tc>
+        <w:tc>
+          <w:tcPr>
+            <w:tcW w:type="dxa" w:w="488"/>
+            <w:tcBorders>
+              <w:top w:val="single" w:sz="4" w:color="9FB3C8"/>
+              <w:left w:val="single" w:sz="4" w:color="9FB3C8"/>
+              <w:bottom w:val="single" w:sz="4" w:color="9FB3C8"/>
+              <w:right w:val="single" w:sz="4" w:color="9FB3C8"/>
+            </w:tcBorders>
+          </w:tcPr>
+          <w:p>
+            <w:pPr>
+              <w:spacing w:after="20"/>
+              <w:jc w:val="center"/>
+            </w:pPr>
+            <w:r>
+              <w:rPr>
+                <w:rFonts w:ascii="Arial" w:hAnsi="Arial" w:eastAsia="Arial"/>
+                <w:b/>
+                <w:i w:val="0"/>
+                <w:sz w:val="26"/>
+              </w:rPr>
+              <w:t>L</w:t>
+            </w:r>
+          </w:p>
+        </w:tc>
+        <w:tc>
+          <w:tcPr>
+            <w:tcW w:type="dxa" w:w="488"/>
+            <w:tcBorders>
+              <w:top w:val="single" w:sz="4" w:color="9FB3C8"/>
+              <w:left w:val="single" w:sz="4" w:color="9FB3C8"/>
+              <w:bottom w:val="single" w:sz="4" w:color="9FB3C8"/>
+              <w:right w:val="single" w:sz="4" w:color="9FB3C8"/>
+            </w:tcBorders>
+          </w:tcPr>
+          <w:p>
+            <w:pPr>
+              <w:spacing w:after="20"/>
+              <w:jc w:val="center"/>
+            </w:pPr>
+            <w:r>
+              <w:rPr>
+                <w:rFonts w:ascii="Arial" w:hAnsi="Arial" w:eastAsia="Arial"/>
+                <w:b/>
+                <w:i w:val="0"/>
+                <w:sz w:val="26"/>
+              </w:rPr>
+              <w:t>O</w:t>
+            </w:r>
+          </w:p>
+        </w:tc>
+        <w:tc>
+          <w:tcPr>
+            <w:tcW w:type="dxa" w:w="488"/>
+            <w:tcBorders>
+              <w:top w:val="single" w:sz="4" w:color="9FB3C8"/>
+              <w:left w:val="single" w:sz="4" w:color="9FB3C8"/>
+              <w:bottom w:val="single" w:sz="4" w:color="9FB3C8"/>
+              <w:right w:val="single" w:sz="4" w:color="9FB3C8"/>
+            </w:tcBorders>
+          </w:tcPr>
+          <w:p>
+            <w:pPr>
+              <w:spacing w:after="20"/>
+              <w:jc w:val="center"/>
+            </w:pPr>
+            <w:r>
+              <w:rPr>
+                <w:rFonts w:ascii="Arial" w:hAnsi="Arial" w:eastAsia="Arial"/>
+                <w:b/>
+                <w:i w:val="0"/>
+                <w:sz w:val="26"/>
+              </w:rPr>
+              <w:t>S</w:t>
+            </w:r>
+          </w:p>
+        </w:tc>
+        <w:tc>
+          <w:tcPr>
+            <w:tcW w:type="dxa" w:w="488"/>
+            <w:tcBorders>
+              <w:top w:val="single" w:sz="4" w:color="9FB3C8"/>
+              <w:left w:val="single" w:sz="4" w:color="9FB3C8"/>
+              <w:bottom w:val="single" w:sz="4" w:color="9FB3C8"/>
+              <w:right w:val="single" w:sz="4" w:color="9FB3C8"/>
+            </w:tcBorders>
+          </w:tcPr>
+          <w:p>
+            <w:pPr>
+              <w:spacing w:after="20"/>
+              <w:jc w:val="center"/>
+            </w:pPr>
+            <w:r>
+              <w:rPr>
+                <w:rFonts w:ascii="Arial" w:hAnsi="Arial" w:eastAsia="Arial"/>
+                <w:b/>
+                <w:i w:val="0"/>
+                <w:sz w:val="26"/>
+              </w:rPr>
+              <w:t>O</w:t>
+            </w:r>
+          </w:p>
+        </w:tc>
+        <w:tc>
+          <w:tcPr>
+            <w:tcW w:type="dxa" w:w="488"/>
+            <w:tcBorders>
+              <w:top w:val="single" w:sz="4" w:color="9FB3C8"/>
+              <w:left w:val="single" w:sz="4" w:color="9FB3C8"/>
+              <w:bottom w:val="single" w:sz="4" w:color="9FB3C8"/>
+              <w:right w:val="single" w:sz="4" w:color="9FB3C8"/>
+            </w:tcBorders>
+          </w:tcPr>
+          <w:p>
+            <w:pPr>
+              <w:spacing w:after="20"/>
+              <w:jc w:val="center"/>
+            </w:pPr>
+            <w:r>
+              <w:rPr>
+                <w:rFonts w:ascii="Arial" w:hAnsi="Arial" w:eastAsia="Arial"/>
+                <w:b/>
+                <w:i w:val="0"/>
+                <w:sz w:val="26"/>
+              </w:rPr>
+              <w:t>I</w:t>
+            </w:r>
+          </w:p>
+        </w:tc>
+        <w:tc>
+          <w:tcPr>
+            <w:tcW w:type="dxa" w:w="488"/>
+            <w:tcBorders>
+              <w:top w:val="single" w:sz="4" w:color="9FB3C8"/>
+              <w:left w:val="single" w:sz="4" w:color="9FB3C8"/>
+              <w:bottom w:val="single" w:sz="4" w:color="9FB3C8"/>
+              <w:right w:val="single" w:sz="4" w:color="9FB3C8"/>
+            </w:tcBorders>
+          </w:tcPr>
+          <w:p>
+            <w:pPr>
+              <w:spacing w:after="20"/>
+              <w:jc w:val="center"/>
+            </w:pPr>
+            <w:r>
+              <w:rPr>
+                <w:rFonts w:ascii="Arial" w:hAnsi="Arial" w:eastAsia="Arial"/>
+                <w:b/>
+                <w:i w:val="0"/>
+                <w:sz w:val="26"/>
+              </w:rPr>
               <w:t>N</w:t>
+            </w:r>
+          </w:p>
+        </w:tc>
+        <w:tc>
+          <w:tcPr>
+            <w:tcW w:type="dxa" w:w="488"/>
+            <w:tcBorders>
+              <w:top w:val="single" w:sz="4" w:color="9FB3C8"/>
+              <w:left w:val="single" w:sz="4" w:color="9FB3C8"/>
+              <w:bottom w:val="single" w:sz="4" w:color="9FB3C8"/>
+              <w:right w:val="single" w:sz="4" w:color="9FB3C8"/>
+            </w:tcBorders>
+          </w:tcPr>
+          <w:p>
+            <w:pPr>
+              <w:spacing w:after="20"/>
+              <w:jc w:val="center"/>
+            </w:pPr>
+            <w:r>
+              <w:rPr>
+                <w:rFonts w:ascii="Arial" w:hAnsi="Arial" w:eastAsia="Arial"/>
+                <w:b/>
+                <w:i w:val="0"/>
+                <w:sz w:val="26"/>
+              </w:rPr>
+              <w:t>M</w:t>
+            </w:r>
+          </w:p>
+        </w:tc>
+        <w:tc>
+          <w:tcPr>
+            <w:tcW w:type="dxa" w:w="488"/>
+            <w:tcBorders>
+              <w:top w:val="single" w:sz="4" w:color="9FB3C8"/>
+              <w:left w:val="single" w:sz="4" w:color="9FB3C8"/>
+              <w:bottom w:val="single" w:sz="4" w:color="9FB3C8"/>
+              <w:right w:val="single" w:sz="4" w:color="9FB3C8"/>
+            </w:tcBorders>
+          </w:tcPr>
+          <w:p>
+            <w:pPr>
+              <w:spacing w:after="20"/>
+              <w:jc w:val="center"/>
+            </w:pPr>
+            <w:r>
+              <w:rPr>
+                <w:rFonts w:ascii="Arial" w:hAnsi="Arial" w:eastAsia="Arial"/>
+                <w:b/>
+                <w:i w:val="0"/>
+                <w:sz w:val="26"/>
+              </w:rPr>
+              <w:t>Y</w:t>
+            </w:r>
+          </w:p>
+        </w:tc>
+        <w:tc>
+          <w:tcPr>
+            <w:tcW w:type="dxa" w:w="488"/>
+            <w:tcBorders>
+              <w:top w:val="single" w:sz="4" w:color="9FB3C8"/>
+              <w:left w:val="single" w:sz="4" w:color="9FB3C8"/>
+              <w:bottom w:val="single" w:sz="4" w:color="9FB3C8"/>
+              <w:right w:val="single" w:sz="4" w:color="9FB3C8"/>
+            </w:tcBorders>
+          </w:tcPr>
+          <w:p>
+            <w:pPr>
+              <w:spacing w:after="20"/>
+              <w:jc w:val="center"/>
+            </w:pPr>
+            <w:r>
+              <w:rPr>
+                <w:rFonts w:ascii="Arial" w:hAnsi="Arial" w:eastAsia="Arial"/>
+                <w:b/>
+                <w:i w:val="0"/>
+                <w:sz w:val="26"/>
+              </w:rPr>
+              <w:t>R</w:t>
+            </w:r>
+          </w:p>
+        </w:tc>
+      </w:tr>
+      <w:tr>
+        <w:trPr>
+          <w:trHeight w:val="488"/>
+        </w:trPr>
+        <w:tc>
+          <w:tcPr>
+            <w:tcW w:type="dxa" w:w="488"/>
+            <w:tcBorders>
+              <w:top w:val="single" w:sz="4" w:color="9FB3C8"/>
+              <w:left w:val="single" w:sz="4" w:color="9FB3C8"/>
+              <w:bottom w:val="single" w:sz="4" w:color="9FB3C8"/>
+              <w:right w:val="single" w:sz="4" w:color="9FB3C8"/>
+            </w:tcBorders>
+          </w:tcPr>
+          <w:p>
+            <w:pPr>
+              <w:spacing w:after="20"/>
+              <w:jc w:val="center"/>
+            </w:pPr>
+            <w:r>
+              <w:rPr>
+                <w:rFonts w:ascii="Arial" w:hAnsi="Arial" w:eastAsia="Arial"/>
+                <w:b/>
+                <w:i w:val="0"/>
+                <w:sz w:val="26"/>
+              </w:rPr>
+              <w:t>R</w:t>
+            </w:r>
+          </w:p>
+        </w:tc>
+        <w:tc>
+          <w:tcPr>
+            <w:tcW w:type="dxa" w:w="488"/>
+            <w:tcBorders>
+              <w:top w:val="single" w:sz="4" w:color="9FB3C8"/>
+              <w:left w:val="single" w:sz="4" w:color="9FB3C8"/>
+              <w:bottom w:val="single" w:sz="4" w:color="9FB3C8"/>
+              <w:right w:val="single" w:sz="4" w:color="9FB3C8"/>
+            </w:tcBorders>
+          </w:tcPr>
+          <w:p>
+            <w:pPr>
+              <w:spacing w:after="20"/>
+              <w:jc w:val="center"/>
+            </w:pPr>
+            <w:r>
+              <w:rPr>
+                <w:rFonts w:ascii="Arial" w:hAnsi="Arial" w:eastAsia="Arial"/>
+                <w:b/>
+                <w:i w:val="0"/>
+                <w:sz w:val="26"/>
+              </w:rPr>
+              <w:t>A</w:t>
+            </w:r>
+          </w:p>
+        </w:tc>
+        <w:tc>
+          <w:tcPr>
+            <w:tcW w:type="dxa" w:w="488"/>
+            <w:tcBorders>
+              <w:top w:val="single" w:sz="4" w:color="9FB3C8"/>
+              <w:left w:val="single" w:sz="4" w:color="9FB3C8"/>
+              <w:bottom w:val="single" w:sz="4" w:color="9FB3C8"/>
+              <w:right w:val="single" w:sz="4" w:color="9FB3C8"/>
+            </w:tcBorders>
+          </w:tcPr>
+          <w:p>
+            <w:pPr>
+              <w:spacing w:after="20"/>
+              <w:jc w:val="center"/>
+            </w:pPr>
+            <w:r>
+              <w:rPr>
+                <w:rFonts w:ascii="Arial" w:hAnsi="Arial" w:eastAsia="Arial"/>
+                <w:b/>
+                <w:i w:val="0"/>
+                <w:sz w:val="26"/>
+              </w:rPr>
+              <w:t>N</w:t>
+            </w:r>
+          </w:p>
+        </w:tc>
+        <w:tc>
+          <w:tcPr>
+            <w:tcW w:type="dxa" w:w="488"/>
+            <w:tcBorders>
+              <w:top w:val="single" w:sz="4" w:color="9FB3C8"/>
+              <w:left w:val="single" w:sz="4" w:color="9FB3C8"/>
+              <w:bottom w:val="single" w:sz="4" w:color="9FB3C8"/>
+              <w:right w:val="single" w:sz="4" w:color="9FB3C8"/>
+            </w:tcBorders>
+          </w:tcPr>
+          <w:p>
+            <w:pPr>
+              <w:spacing w:after="20"/>
+              <w:jc w:val="center"/>
+            </w:pPr>
+            <w:r>
+              <w:rPr>
+                <w:rFonts w:ascii="Arial" w:hAnsi="Arial" w:eastAsia="Arial"/>
+                <w:b/>
+                <w:i w:val="0"/>
+                <w:sz w:val="26"/>
+              </w:rPr>
+              <w:t>E</w:t>
+            </w:r>
+          </w:p>
+        </w:tc>
+        <w:tc>
+          <w:tcPr>
+            <w:tcW w:type="dxa" w:w="488"/>
+            <w:tcBorders>
+              <w:top w:val="single" w:sz="4" w:color="9FB3C8"/>
+              <w:left w:val="single" w:sz="4" w:color="9FB3C8"/>
+              <w:bottom w:val="single" w:sz="4" w:color="9FB3C8"/>
+              <w:right w:val="single" w:sz="4" w:color="9FB3C8"/>
+            </w:tcBorders>
+          </w:tcPr>
+          <w:p>
+            <w:pPr>
+              <w:spacing w:after="20"/>
+              <w:jc w:val="center"/>
+            </w:pPr>
+            <w:r>
+              <w:rPr>
+                <w:rFonts w:ascii="Arial" w:hAnsi="Arial" w:eastAsia="Arial"/>
+                <w:b/>
+                <w:i w:val="0"/>
+                <w:sz w:val="26"/>
+              </w:rPr>
+              <w:t>R</w:t>
+            </w:r>
+          </w:p>
+        </w:tc>
+        <w:tc>
+          <w:tcPr>
+            <w:tcW w:type="dxa" w:w="488"/>
+            <w:tcBorders>
+              <w:top w:val="single" w:sz="4" w:color="9FB3C8"/>
+              <w:left w:val="single" w:sz="4" w:color="9FB3C8"/>
+              <w:bottom w:val="single" w:sz="4" w:color="9FB3C8"/>
+              <w:right w:val="single" w:sz="4" w:color="9FB3C8"/>
+            </w:tcBorders>
+          </w:tcPr>
+          <w:p>
+            <w:pPr>
+              <w:spacing w:after="20"/>
+              <w:jc w:val="center"/>
+            </w:pPr>
+            <w:r>
+              <w:rPr>
+                <w:rFonts w:ascii="Arial" w:hAnsi="Arial" w:eastAsia="Arial"/>
+                <w:b/>
+                <w:i w:val="0"/>
+                <w:sz w:val="26"/>
+              </w:rPr>
+              <w:t>A</w:t>
+            </w:r>
+          </w:p>
+        </w:tc>
+        <w:tc>
+          <w:tcPr>
+            <w:tcW w:type="dxa" w:w="488"/>
+            <w:tcBorders>
+              <w:top w:val="single" w:sz="4" w:color="9FB3C8"/>
+              <w:left w:val="single" w:sz="4" w:color="9FB3C8"/>
+              <w:bottom w:val="single" w:sz="4" w:color="9FB3C8"/>
+              <w:right w:val="single" w:sz="4" w:color="9FB3C8"/>
+            </w:tcBorders>
+          </w:tcPr>
+          <w:p>
+            <w:pPr>
+              <w:spacing w:after="20"/>
+              <w:jc w:val="center"/>
+            </w:pPr>
+            <w:r>
+              <w:rPr>
+                <w:rFonts w:ascii="Arial" w:hAnsi="Arial" w:eastAsia="Arial"/>
+                <w:b/>
+                <w:i w:val="0"/>
+                <w:sz w:val="26"/>
+              </w:rPr>
+              <w:t>I</w:t>
+            </w:r>
+          </w:p>
+        </w:tc>
+        <w:tc>
+          <w:tcPr>
+            <w:tcW w:type="dxa" w:w="488"/>
+            <w:tcBorders>
+              <w:top w:val="single" w:sz="4" w:color="9FB3C8"/>
+              <w:left w:val="single" w:sz="4" w:color="9FB3C8"/>
+              <w:bottom w:val="single" w:sz="4" w:color="9FB3C8"/>
+              <w:right w:val="single" w:sz="4" w:color="9FB3C8"/>
+            </w:tcBorders>
+          </w:tcPr>
+          <w:p>
+            <w:pPr>
+              <w:spacing w:after="20"/>
+              <w:jc w:val="center"/>
+            </w:pPr>
+            <w:r>
+              <w:rPr>
+                <w:rFonts w:ascii="Arial" w:hAnsi="Arial" w:eastAsia="Arial"/>
+                <w:b/>
+                <w:i w:val="0"/>
+                <w:sz w:val="26"/>
+              </w:rPr>
+              <w:t>L</w:t>
+            </w:r>
+          </w:p>
+        </w:tc>
+        <w:tc>
+          <w:tcPr>
+            <w:tcW w:type="dxa" w:w="488"/>
+            <w:tcBorders>
+              <w:top w:val="single" w:sz="4" w:color="9FB3C8"/>
+              <w:left w:val="single" w:sz="4" w:color="9FB3C8"/>
+              <w:bottom w:val="single" w:sz="4" w:color="9FB3C8"/>
+              <w:right w:val="single" w:sz="4" w:color="9FB3C8"/>
+            </w:tcBorders>
+          </w:tcPr>
+          <w:p>
+            <w:pPr>
+              <w:spacing w:after="20"/>
+              <w:jc w:val="center"/>
+            </w:pPr>
+            <w:r>
+              <w:rPr>
+                <w:rFonts w:ascii="Arial" w:hAnsi="Arial" w:eastAsia="Arial"/>
+                <w:b/>
+                <w:i w:val="0"/>
+                <w:sz w:val="26"/>
+              </w:rPr>
+              <w:t>A</w:t>
+            </w:r>
+          </w:p>
+        </w:tc>
+        <w:tc>
+          <w:tcPr>
+            <w:tcW w:type="dxa" w:w="488"/>
+            <w:tcBorders>
+              <w:top w:val="single" w:sz="4" w:color="9FB3C8"/>
+              <w:left w:val="single" w:sz="4" w:color="9FB3C8"/>
+              <w:bottom w:val="single" w:sz="4" w:color="9FB3C8"/>
+              <w:right w:val="single" w:sz="4" w:color="9FB3C8"/>
+            </w:tcBorders>
+          </w:tcPr>
+          <w:p>
+            <w:pPr>
+              <w:spacing w:after="20"/>
+              <w:jc w:val="center"/>
+            </w:pPr>
+            <w:r>
+              <w:rPr>
+                <w:rFonts w:ascii="Arial" w:hAnsi="Arial" w:eastAsia="Arial"/>
+                <w:b/>
+                <w:i w:val="0"/>
+                <w:sz w:val="26"/>
+              </w:rPr>
+              <w:t>I</w:t>
+            </w:r>
+          </w:p>
+        </w:tc>
+        <w:tc>
+          <w:tcPr>
+            <w:tcW w:type="dxa" w:w="488"/>
+            <w:tcBorders>
+              <w:top w:val="single" w:sz="4" w:color="9FB3C8"/>
+              <w:left w:val="single" w:sz="4" w:color="9FB3C8"/>
+              <w:bottom w:val="single" w:sz="4" w:color="9FB3C8"/>
+              <w:right w:val="single" w:sz="4" w:color="9FB3C8"/>
+            </w:tcBorders>
+          </w:tcPr>
+          <w:p>
+            <w:pPr>
+              <w:spacing w:after="20"/>
+              <w:jc w:val="center"/>
+            </w:pPr>
+            <w:r>
+              <w:rPr>
+                <w:rFonts w:ascii="Arial" w:hAnsi="Arial" w:eastAsia="Arial"/>
+                <w:b/>
+                <w:i w:val="0"/>
+                <w:sz w:val="26"/>
+              </w:rPr>
+              <w:t>Q</w:t>
+            </w:r>
+          </w:p>
+        </w:tc>
+        <w:tc>
+          <w:tcPr>
+            <w:tcW w:type="dxa" w:w="488"/>
+            <w:tcBorders>
+              <w:top w:val="single" w:sz="4" w:color="9FB3C8"/>
+              <w:left w:val="single" w:sz="4" w:color="9FB3C8"/>
+              <w:bottom w:val="single" w:sz="4" w:color="9FB3C8"/>
+              <w:right w:val="single" w:sz="4" w:color="9FB3C8"/>
+            </w:tcBorders>
+          </w:tcPr>
+          <w:p>
+            <w:pPr>
+              <w:spacing w:after="20"/>
+              <w:jc w:val="center"/>
+            </w:pPr>
+            <w:r>
+              <w:rPr>
+                <w:rFonts w:ascii="Arial" w:hAnsi="Arial" w:eastAsia="Arial"/>
+                <w:b/>
+                <w:i w:val="0"/>
+                <w:sz w:val="26"/>
+              </w:rPr>
+              <w:t>M</w:t>
+            </w:r>
+          </w:p>
+        </w:tc>
+      </w:tr>
+      <w:tr>
+        <w:trPr>
+          <w:trHeight w:val="488"/>
+        </w:trPr>
+        <w:tc>
+          <w:tcPr>
+            <w:tcW w:type="dxa" w:w="488"/>
+            <w:tcBorders>
+              <w:top w:val="single" w:sz="4" w:color="9FB3C8"/>
+              <w:left w:val="single" w:sz="4" w:color="9FB3C8"/>
+              <w:bottom w:val="single" w:sz="4" w:color="9FB3C8"/>
+              <w:right w:val="single" w:sz="4" w:color="9FB3C8"/>
+            </w:tcBorders>
+          </w:tcPr>
+          <w:p>
+            <w:pPr>
+              <w:spacing w:after="20"/>
+              <w:jc w:val="center"/>
+            </w:pPr>
+            <w:r>
+              <w:rPr>
+                <w:rFonts w:ascii="Arial" w:hAnsi="Arial" w:eastAsia="Arial"/>
+                <w:b/>
+                <w:i w:val="0"/>
+                <w:sz w:val="26"/>
+              </w:rPr>
+              <w:t>A</w:t>
+            </w:r>
+          </w:p>
+        </w:tc>
+        <w:tc>
+          <w:tcPr>
+            <w:tcW w:type="dxa" w:w="488"/>
+            <w:tcBorders>
+              <w:top w:val="single" w:sz="4" w:color="9FB3C8"/>
+              <w:left w:val="single" w:sz="4" w:color="9FB3C8"/>
+              <w:bottom w:val="single" w:sz="4" w:color="9FB3C8"/>
+              <w:right w:val="single" w:sz="4" w:color="9FB3C8"/>
+            </w:tcBorders>
+          </w:tcPr>
+          <w:p>
+            <w:pPr>
+              <w:spacing w:after="20"/>
+              <w:jc w:val="center"/>
+            </w:pPr>
+            <w:r>
+              <w:rPr>
+                <w:rFonts w:ascii="Arial" w:hAnsi="Arial" w:eastAsia="Arial"/>
+                <w:b/>
+                <w:i w:val="0"/>
+                <w:sz w:val="26"/>
+              </w:rPr>
+              <w:t>R</w:t>
+            </w:r>
+          </w:p>
+        </w:tc>
+        <w:tc>
+          <w:tcPr>
+            <w:tcW w:type="dxa" w:w="488"/>
+            <w:tcBorders>
+              <w:top w:val="single" w:sz="4" w:color="9FB3C8"/>
+              <w:left w:val="single" w:sz="4" w:color="9FB3C8"/>
+              <w:bottom w:val="single" w:sz="4" w:color="9FB3C8"/>
+              <w:right w:val="single" w:sz="4" w:color="9FB3C8"/>
+            </w:tcBorders>
+          </w:tcPr>
+          <w:p>
+            <w:pPr>
+              <w:spacing w:after="20"/>
+              <w:jc w:val="center"/>
+            </w:pPr>
+            <w:r>
+              <w:rPr>
+                <w:rFonts w:ascii="Arial" w:hAnsi="Arial" w:eastAsia="Arial"/>
+                <w:b/>
+                <w:i w:val="0"/>
+                <w:sz w:val="26"/>
+              </w:rPr>
+              <w:t>O</w:t>
+            </w:r>
+          </w:p>
+        </w:tc>
+        <w:tc>
+          <w:tcPr>
+            <w:tcW w:type="dxa" w:w="488"/>
+            <w:tcBorders>
+              <w:top w:val="single" w:sz="4" w:color="9FB3C8"/>
+              <w:left w:val="single" w:sz="4" w:color="9FB3C8"/>
+              <w:bottom w:val="single" w:sz="4" w:color="9FB3C8"/>
+              <w:right w:val="single" w:sz="4" w:color="9FB3C8"/>
+            </w:tcBorders>
+          </w:tcPr>
+          <w:p>
+            <w:pPr>
+              <w:spacing w:after="20"/>
+              <w:jc w:val="center"/>
+            </w:pPr>
+            <w:r>
+              <w:rPr>
+                <w:rFonts w:ascii="Arial" w:hAnsi="Arial" w:eastAsia="Arial"/>
+                <w:b/>
+                <w:i w:val="0"/>
+                <w:sz w:val="26"/>
+              </w:rPr>
+              <w:t>Y</w:t>
+            </w:r>
+          </w:p>
+        </w:tc>
+        <w:tc>
+          <w:tcPr>
+            <w:tcW w:type="dxa" w:w="488"/>
+            <w:tcBorders>
+              <w:top w:val="single" w:sz="4" w:color="9FB3C8"/>
+              <w:left w:val="single" w:sz="4" w:color="9FB3C8"/>
+              <w:bottom w:val="single" w:sz="4" w:color="9FB3C8"/>
+              <w:right w:val="single" w:sz="4" w:color="9FB3C8"/>
+            </w:tcBorders>
+          </w:tcPr>
+          <w:p>
+            <w:pPr>
+              <w:spacing w:after="20"/>
+              <w:jc w:val="center"/>
+            </w:pPr>
+            <w:r>
+              <w:rPr>
+                <w:rFonts w:ascii="Arial" w:hAnsi="Arial" w:eastAsia="Arial"/>
+                <w:b/>
+                <w:i w:val="0"/>
+                <w:sz w:val="26"/>
+              </w:rPr>
+              <w:t>D</w:t>
+            </w:r>
+          </w:p>
+        </w:tc>
+        <w:tc>
+          <w:tcPr>
+            <w:tcW w:type="dxa" w:w="488"/>
+            <w:tcBorders>
+              <w:top w:val="single" w:sz="4" w:color="9FB3C8"/>
+              <w:left w:val="single" w:sz="4" w:color="9FB3C8"/>
+              <w:bottom w:val="single" w:sz="4" w:color="9FB3C8"/>
+              <w:right w:val="single" w:sz="4" w:color="9FB3C8"/>
+            </w:tcBorders>
+          </w:tcPr>
+          <w:p>
+            <w:pPr>
+              <w:spacing w:after="20"/>
+              <w:jc w:val="center"/>
+            </w:pPr>
+            <w:r>
+              <w:rPr>
+                <w:rFonts w:ascii="Arial" w:hAnsi="Arial" w:eastAsia="Arial"/>
+                <w:b/>
+                <w:i w:val="0"/>
+                <w:sz w:val="26"/>
+              </w:rPr>
+              <w:t>V</w:t>
+            </w:r>
+          </w:p>
+        </w:tc>
+        <w:tc>
+          <w:tcPr>
+            <w:tcW w:type="dxa" w:w="488"/>
+            <w:tcBorders>
+              <w:top w:val="single" w:sz="4" w:color="9FB3C8"/>
+              <w:left w:val="single" w:sz="4" w:color="9FB3C8"/>
+              <w:bottom w:val="single" w:sz="4" w:color="9FB3C8"/>
+              <w:right w:val="single" w:sz="4" w:color="9FB3C8"/>
+            </w:tcBorders>
+          </w:tcPr>
+          <w:p>
+            <w:pPr>
+              <w:spacing w:after="20"/>
+              <w:jc w:val="center"/>
+            </w:pPr>
+            <w:r>
+              <w:rPr>
+                <w:rFonts w:ascii="Arial" w:hAnsi="Arial" w:eastAsia="Arial"/>
+                <w:b/>
+                <w:i w:val="0"/>
+                <w:sz w:val="26"/>
+              </w:rPr>
+              <w:t>Z</w:t>
+            </w:r>
+          </w:p>
+        </w:tc>
+        <w:tc>
+          <w:tcPr>
+            <w:tcW w:type="dxa" w:w="488"/>
+            <w:tcBorders>
+              <w:top w:val="single" w:sz="4" w:color="9FB3C8"/>
+              <w:left w:val="single" w:sz="4" w:color="9FB3C8"/>
+              <w:bottom w:val="single" w:sz="4" w:color="9FB3C8"/>
+              <w:right w:val="single" w:sz="4" w:color="9FB3C8"/>
+            </w:tcBorders>
+          </w:tcPr>
+          <w:p>
+            <w:pPr>
+              <w:spacing w:after="20"/>
+              <w:jc w:val="center"/>
+            </w:pPr>
+            <w:r>
+              <w:rPr>
+                <w:rFonts w:ascii="Arial" w:hAnsi="Arial" w:eastAsia="Arial"/>
+                <w:b/>
+                <w:i w:val="0"/>
+                <w:sz w:val="26"/>
+              </w:rPr>
+              <w:t>J</w:t>
+            </w:r>
+          </w:p>
+        </w:tc>
+        <w:tc>
+          <w:tcPr>
+            <w:tcW w:type="dxa" w:w="488"/>
+            <w:tcBorders>
+              <w:top w:val="single" w:sz="4" w:color="9FB3C8"/>
+              <w:left w:val="single" w:sz="4" w:color="9FB3C8"/>
+              <w:bottom w:val="single" w:sz="4" w:color="9FB3C8"/>
+              <w:right w:val="single" w:sz="4" w:color="9FB3C8"/>
+            </w:tcBorders>
+          </w:tcPr>
+          <w:p>
+            <w:pPr>
+              <w:spacing w:after="20"/>
+              <w:jc w:val="center"/>
+            </w:pPr>
+            <w:r>
+              <w:rPr>
+                <w:rFonts w:ascii="Arial" w:hAnsi="Arial" w:eastAsia="Arial"/>
+                <w:b/>
+                <w:i w:val="0"/>
+                <w:sz w:val="26"/>
+              </w:rPr>
+              <w:t>S</w:t>
+            </w:r>
+          </w:p>
+        </w:tc>
+        <w:tc>
+          <w:tcPr>
+            <w:tcW w:type="dxa" w:w="488"/>
+            <w:tcBorders>
+              <w:top w:val="single" w:sz="4" w:color="9FB3C8"/>
+              <w:left w:val="single" w:sz="4" w:color="9FB3C8"/>
+              <w:bottom w:val="single" w:sz="4" w:color="9FB3C8"/>
+              <w:right w:val="single" w:sz="4" w:color="9FB3C8"/>
+            </w:tcBorders>
+          </w:tcPr>
+          <w:p>
+            <w:pPr>
+              <w:spacing w:after="20"/>
+              <w:jc w:val="center"/>
+            </w:pPr>
+            <w:r>
+              <w:rPr>
+                <w:rFonts w:ascii="Arial" w:hAnsi="Arial" w:eastAsia="Arial"/>
+                <w:b/>
+                <w:i w:val="0"/>
+                <w:sz w:val="26"/>
+              </w:rPr>
+              <w:t>N</w:t>
+            </w:r>
+          </w:p>
+        </w:tc>
+        <w:tc>
+          <w:tcPr>
+            <w:tcW w:type="dxa" w:w="488"/>
+            <w:tcBorders>
+              <w:top w:val="single" w:sz="4" w:color="9FB3C8"/>
+              <w:left w:val="single" w:sz="4" w:color="9FB3C8"/>
+              <w:bottom w:val="single" w:sz="4" w:color="9FB3C8"/>
+              <w:right w:val="single" w:sz="4" w:color="9FB3C8"/>
+            </w:tcBorders>
+          </w:tcPr>
+          <w:p>
+            <w:pPr>
+              <w:spacing w:after="20"/>
+              <w:jc w:val="center"/>
+            </w:pPr>
+            <w:r>
+              <w:rPr>
+                <w:rFonts w:ascii="Arial" w:hAnsi="Arial" w:eastAsia="Arial"/>
+                <w:b/>
+                <w:i w:val="0"/>
+                <w:sz w:val="26"/>
+              </w:rPr>
+              <w:t>S</w:t>
+            </w:r>
+          </w:p>
+        </w:tc>
+        <w:tc>
+          <w:tcPr>
+            <w:tcW w:type="dxa" w:w="488"/>
+            <w:tcBorders>
+              <w:top w:val="single" w:sz="4" w:color="9FB3C8"/>
+              <w:left w:val="single" w:sz="4" w:color="9FB3C8"/>
+              <w:bottom w:val="single" w:sz="4" w:color="9FB3C8"/>
+              <w:right w:val="single" w:sz="4" w:color="9FB3C8"/>
+            </w:tcBorders>
+          </w:tcPr>
+          <w:p>
+            <w:pPr>
+              <w:spacing w:after="20"/>
+              <w:jc w:val="center"/>
+            </w:pPr>
+            <w:r>
+              <w:rPr>
+                <w:rFonts w:ascii="Arial" w:hAnsi="Arial" w:eastAsia="Arial"/>
+                <w:b/>
+                <w:i w:val="0"/>
+                <w:sz w:val="26"/>
+              </w:rPr>
+              <w:t>O</w:t>
+            </w:r>
+          </w:p>
+        </w:tc>
+      </w:tr>
+      <w:tr>
+        <w:trPr>
+          <w:trHeight w:val="488"/>
+        </w:trPr>
+        <w:tc>
+          <w:tcPr>
+            <w:tcW w:type="dxa" w:w="488"/>
+            <w:tcBorders>
+              <w:top w:val="single" w:sz="4" w:color="9FB3C8"/>
+              <w:left w:val="single" w:sz="4" w:color="9FB3C8"/>
+              <w:bottom w:val="single" w:sz="4" w:color="9FB3C8"/>
+              <w:right w:val="single" w:sz="4" w:color="9FB3C8"/>
+            </w:tcBorders>
+          </w:tcPr>
+          <w:p>
+            <w:pPr>
+              <w:spacing w:after="20"/>
+              <w:jc w:val="center"/>
+            </w:pPr>
+            <w:r>
+              <w:rPr>
+                <w:rFonts w:ascii="Arial" w:hAnsi="Arial" w:eastAsia="Arial"/>
+                <w:b/>
+                <w:i w:val="0"/>
+                <w:sz w:val="26"/>
+              </w:rPr>
+              <w:t>T</w:t>
+            </w:r>
+          </w:p>
+        </w:tc>
+        <w:tc>
+          <w:tcPr>
+            <w:tcW w:type="dxa" w:w="488"/>
+            <w:tcBorders>
+              <w:top w:val="single" w:sz="4" w:color="9FB3C8"/>
+              <w:left w:val="single" w:sz="4" w:color="9FB3C8"/>
+              <w:bottom w:val="single" w:sz="4" w:color="9FB3C8"/>
+              <w:right w:val="single" w:sz="4" w:color="9FB3C8"/>
+            </w:tcBorders>
+          </w:tcPr>
+          <w:p>
+            <w:pPr>
+              <w:spacing w:after="20"/>
+              <w:jc w:val="center"/>
+            </w:pPr>
+            <w:r>
+              <w:rPr>
+                <w:rFonts w:ascii="Arial" w:hAnsi="Arial" w:eastAsia="Arial"/>
+                <w:b/>
+                <w:i w:val="0"/>
+                <w:sz w:val="26"/>
+              </w:rPr>
+              <w:t>Z</w:t>
+            </w:r>
+          </w:p>
+        </w:tc>
+        <w:tc>
+          <w:tcPr>
+            <w:tcW w:type="dxa" w:w="488"/>
+            <w:tcBorders>
+              <w:top w:val="single" w:sz="4" w:color="9FB3C8"/>
+              <w:left w:val="single" w:sz="4" w:color="9FB3C8"/>
+              <w:bottom w:val="single" w:sz="4" w:color="9FB3C8"/>
+              <w:right w:val="single" w:sz="4" w:color="9FB3C8"/>
+            </w:tcBorders>
+          </w:tcPr>
+          <w:p>
+            <w:pPr>
+              <w:spacing w:after="20"/>
+              <w:jc w:val="center"/>
+            </w:pPr>
+            <w:r>
+              <w:rPr>
+                <w:rFonts w:ascii="Arial" w:hAnsi="Arial" w:eastAsia="Arial"/>
+                <w:b/>
+                <w:i w:val="0"/>
+                <w:sz w:val="26"/>
+              </w:rPr>
+              <w:t>M</w:t>
+            </w:r>
+          </w:p>
+        </w:tc>
+        <w:tc>
+          <w:tcPr>
+            <w:tcW w:type="dxa" w:w="488"/>
+            <w:tcBorders>
+              <w:top w:val="single" w:sz="4" w:color="9FB3C8"/>
+              <w:left w:val="single" w:sz="4" w:color="9FB3C8"/>
+              <w:bottom w:val="single" w:sz="4" w:color="9FB3C8"/>
+              <w:right w:val="single" w:sz="4" w:color="9FB3C8"/>
+            </w:tcBorders>
+          </w:tcPr>
+          <w:p>
+            <w:pPr>
+              <w:spacing w:after="20"/>
+              <w:jc w:val="center"/>
+            </w:pPr>
+            <w:r>
+              <w:rPr>
+                <w:rFonts w:ascii="Arial" w:hAnsi="Arial" w:eastAsia="Arial"/>
+                <w:b/>
+                <w:i w:val="0"/>
+                <w:sz w:val="26"/>
+              </w:rPr>
+              <w:t>B</w:t>
+            </w:r>
+          </w:p>
+        </w:tc>
+        <w:tc>
+          <w:tcPr>
+            <w:tcW w:type="dxa" w:w="488"/>
+            <w:tcBorders>
+              <w:top w:val="single" w:sz="4" w:color="9FB3C8"/>
+              <w:left w:val="single" w:sz="4" w:color="9FB3C8"/>
+              <w:bottom w:val="single" w:sz="4" w:color="9FB3C8"/>
+              <w:right w:val="single" w:sz="4" w:color="9FB3C8"/>
+            </w:tcBorders>
+          </w:tcPr>
+          <w:p>
+            <w:pPr>
+              <w:spacing w:after="20"/>
+              <w:jc w:val="center"/>
+            </w:pPr>
+            <w:r>
+              <w:rPr>
+                <w:rFonts w:ascii="Arial" w:hAnsi="Arial" w:eastAsia="Arial"/>
+                <w:b/>
+                <w:i w:val="0"/>
+                <w:sz w:val="26"/>
+              </w:rPr>
+              <w:t>E</w:t>
+            </w:r>
+          </w:p>
+        </w:tc>
+        <w:tc>
+          <w:tcPr>
+            <w:tcW w:type="dxa" w:w="488"/>
+            <w:tcBorders>
+              <w:top w:val="single" w:sz="4" w:color="9FB3C8"/>
+              <w:left w:val="single" w:sz="4" w:color="9FB3C8"/>
+              <w:bottom w:val="single" w:sz="4" w:color="9FB3C8"/>
+              <w:right w:val="single" w:sz="4" w:color="9FB3C8"/>
+            </w:tcBorders>
+          </w:tcPr>
+          <w:p>
+            <w:pPr>
+              <w:spacing w:after="20"/>
+              <w:jc w:val="center"/>
+            </w:pPr>
+            <w:r>
+              <w:rPr>
+                <w:rFonts w:ascii="Arial" w:hAnsi="Arial" w:eastAsia="Arial"/>
+                <w:b/>
+                <w:i w:val="0"/>
+                <w:sz w:val="26"/>
+              </w:rPr>
+              <w:t>J</w:t>
+            </w:r>
+          </w:p>
+        </w:tc>
+        <w:tc>
+          <w:tcPr>
+            <w:tcW w:type="dxa" w:w="488"/>
+            <w:tcBorders>
+              <w:top w:val="single" w:sz="4" w:color="9FB3C8"/>
+              <w:left w:val="single" w:sz="4" w:color="9FB3C8"/>
+              <w:bottom w:val="single" w:sz="4" w:color="9FB3C8"/>
+              <w:right w:val="single" w:sz="4" w:color="9FB3C8"/>
+            </w:tcBorders>
+          </w:tcPr>
+          <w:p>
+            <w:pPr>
+              <w:spacing w:after="20"/>
+              <w:jc w:val="center"/>
+            </w:pPr>
+            <w:r>
+              <w:rPr>
+                <w:rFonts w:ascii="Arial" w:hAnsi="Arial" w:eastAsia="Arial"/>
+                <w:b/>
+                <w:i w:val="0"/>
+                <w:sz w:val="26"/>
+              </w:rPr>
+              <w:t>H</w:t>
+            </w:r>
+          </w:p>
+        </w:tc>
+        <w:tc>
+          <w:tcPr>
+            <w:tcW w:type="dxa" w:w="488"/>
+            <w:tcBorders>
+              <w:top w:val="single" w:sz="4" w:color="9FB3C8"/>
+              <w:left w:val="single" w:sz="4" w:color="9FB3C8"/>
+              <w:bottom w:val="single" w:sz="4" w:color="9FB3C8"/>
+              <w:right w:val="single" w:sz="4" w:color="9FB3C8"/>
+            </w:tcBorders>
+          </w:tcPr>
+          <w:p>
+            <w:pPr>
+              <w:spacing w:after="20"/>
+              <w:jc w:val="center"/>
+            </w:pPr>
+            <w:r>
+              <w:rPr>
+                <w:rFonts w:ascii="Arial" w:hAnsi="Arial" w:eastAsia="Arial"/>
+                <w:b/>
+                <w:i w:val="0"/>
+                <w:sz w:val="26"/>
+              </w:rPr>
+              <w:t>Y</w:t>
+            </w:r>
+          </w:p>
+        </w:tc>
+        <w:tc>
+          <w:tcPr>
+            <w:tcW w:type="dxa" w:w="488"/>
+            <w:tcBorders>
+              <w:top w:val="single" w:sz="4" w:color="9FB3C8"/>
+              <w:left w:val="single" w:sz="4" w:color="9FB3C8"/>
+              <w:bottom w:val="single" w:sz="4" w:color="9FB3C8"/>
+              <w:right w:val="single" w:sz="4" w:color="9FB3C8"/>
+            </w:tcBorders>
+          </w:tcPr>
+          <w:p>
+            <w:pPr>
+              <w:spacing w:after="20"/>
+              <w:jc w:val="center"/>
+            </w:pPr>
+            <w:r>
+              <w:rPr>
+                <w:rFonts w:ascii="Arial" w:hAnsi="Arial" w:eastAsia="Arial"/>
+                <w:b/>
+                <w:i w:val="0"/>
+                <w:sz w:val="26"/>
+              </w:rPr>
+              <w:t>T</w:t>
+            </w:r>
+          </w:p>
+        </w:tc>
+        <w:tc>
+          <w:tcPr>
+            <w:tcW w:type="dxa" w:w="488"/>
+            <w:tcBorders>
+              <w:top w:val="single" w:sz="4" w:color="9FB3C8"/>
+              <w:left w:val="single" w:sz="4" w:color="9FB3C8"/>
+              <w:bottom w:val="single" w:sz="4" w:color="9FB3C8"/>
+              <w:right w:val="single" w:sz="4" w:color="9FB3C8"/>
+            </w:tcBorders>
+          </w:tcPr>
+          <w:p>
+            <w:pPr>
+              <w:spacing w:after="20"/>
+              <w:jc w:val="center"/>
+            </w:pPr>
+            <w:r>
+              <w:rPr>
+                <w:rFonts w:ascii="Arial" w:hAnsi="Arial" w:eastAsia="Arial"/>
+                <w:b/>
+                <w:i w:val="0"/>
+                <w:sz w:val="26"/>
+              </w:rPr>
+              <w:t>T</w:t>
+            </w:r>
+          </w:p>
+        </w:tc>
+        <w:tc>
+          <w:tcPr>
+            <w:tcW w:type="dxa" w:w="488"/>
+            <w:tcBorders>
+              <w:top w:val="single" w:sz="4" w:color="9FB3C8"/>
+              <w:left w:val="single" w:sz="4" w:color="9FB3C8"/>
+              <w:bottom w:val="single" w:sz="4" w:color="9FB3C8"/>
+              <w:right w:val="single" w:sz="4" w:color="9FB3C8"/>
+            </w:tcBorders>
+          </w:tcPr>
+          <w:p>
+            <w:pPr>
+              <w:spacing w:after="20"/>
+              <w:jc w:val="center"/>
+            </w:pPr>
+            <w:r>
+              <w:rPr>
+                <w:rFonts w:ascii="Arial" w:hAnsi="Arial" w:eastAsia="Arial"/>
+                <w:b/>
+                <w:i w:val="0"/>
+                <w:sz w:val="26"/>
+              </w:rPr>
+              <w:t>D</w:t>
+            </w:r>
+          </w:p>
+        </w:tc>
+        <w:tc>
+          <w:tcPr>
+            <w:tcW w:type="dxa" w:w="488"/>
+            <w:tcBorders>
+              <w:top w:val="single" w:sz="4" w:color="9FB3C8"/>
+              <w:left w:val="single" w:sz="4" w:color="9FB3C8"/>
+              <w:bottom w:val="single" w:sz="4" w:color="9FB3C8"/>
+              <w:right w:val="single" w:sz="4" w:color="9FB3C8"/>
+            </w:tcBorders>
+          </w:tcPr>
+          <w:p>
+            <w:pPr>
+              <w:spacing w:after="20"/>
+              <w:jc w:val="center"/>
+            </w:pPr>
+            <w:r>
+              <w:rPr>
+                <w:rFonts w:ascii="Arial" w:hAnsi="Arial" w:eastAsia="Arial"/>
+                <w:b/>
+                <w:i w:val="0"/>
+                <w:sz w:val="26"/>
+              </w:rPr>
+              <w:t>V</w:t>
+            </w:r>
+          </w:p>
+        </w:tc>
+      </w:tr>
+      <w:tr>
+        <w:trPr>
+          <w:trHeight w:val="488"/>
+        </w:trPr>
+        <w:tc>
+          <w:tcPr>
+            <w:tcW w:type="dxa" w:w="488"/>
+            <w:tcBorders>
+              <w:top w:val="single" w:sz="4" w:color="9FB3C8"/>
+              <w:left w:val="single" w:sz="4" w:color="9FB3C8"/>
+              <w:bottom w:val="single" w:sz="4" w:color="9FB3C8"/>
+              <w:right w:val="single" w:sz="4" w:color="9FB3C8"/>
+            </w:tcBorders>
+          </w:tcPr>
+          <w:p>
+            <w:pPr>
+              <w:spacing w:after="20"/>
+              <w:jc w:val="center"/>
+            </w:pPr>
+            <w:r>
+              <w:rPr>
+                <w:rFonts w:ascii="Arial" w:hAnsi="Arial" w:eastAsia="Arial"/>
+                <w:b/>
+                <w:i w:val="0"/>
+                <w:sz w:val="26"/>
+              </w:rPr>
+              <w:t>E</w:t>
             </w:r>
           </w:p>
         </w:tc>
@@ -2992,7 +4790,137 @@
                 <w:i w:val="0"/>
                 <w:sz w:val="26"/>
               </w:rPr>
-              <w:t>G</w:t>
+              <w:t>A</w:t>
+            </w:r>
+          </w:p>
+        </w:tc>
+        <w:tc>
+          <w:tcPr>
+            <w:tcW w:type="dxa" w:w="488"/>
+            <w:tcBorders>
+              <w:top w:val="single" w:sz="4" w:color="9FB3C8"/>
+              <w:left w:val="single" w:sz="4" w:color="9FB3C8"/>
+              <w:bottom w:val="single" w:sz="4" w:color="9FB3C8"/>
+              <w:right w:val="single" w:sz="4" w:color="9FB3C8"/>
+            </w:tcBorders>
+          </w:tcPr>
+          <w:p>
+            <w:pPr>
+              <w:spacing w:after="20"/>
+              <w:jc w:val="center"/>
+            </w:pPr>
+            <w:r>
+              <w:rPr>
+                <w:rFonts w:ascii="Arial" w:hAnsi="Arial" w:eastAsia="Arial"/>
+                <w:b/>
+                <w:i w:val="0"/>
+                <w:sz w:val="26"/>
+              </w:rPr>
+              <w:t>R</w:t>
+            </w:r>
+          </w:p>
+        </w:tc>
+        <w:tc>
+          <w:tcPr>
+            <w:tcW w:type="dxa" w:w="488"/>
+            <w:tcBorders>
+              <w:top w:val="single" w:sz="4" w:color="9FB3C8"/>
+              <w:left w:val="single" w:sz="4" w:color="9FB3C8"/>
+              <w:bottom w:val="single" w:sz="4" w:color="9FB3C8"/>
+              <w:right w:val="single" w:sz="4" w:color="9FB3C8"/>
+            </w:tcBorders>
+          </w:tcPr>
+          <w:p>
+            <w:pPr>
+              <w:spacing w:after="20"/>
+              <w:jc w:val="center"/>
+            </w:pPr>
+            <w:r>
+              <w:rPr>
+                <w:rFonts w:ascii="Arial" w:hAnsi="Arial" w:eastAsia="Arial"/>
+                <w:b/>
+                <w:i w:val="0"/>
+                <w:sz w:val="26"/>
+              </w:rPr>
+              <w:t>Q</w:t>
+            </w:r>
+          </w:p>
+        </w:tc>
+        <w:tc>
+          <w:tcPr>
+            <w:tcW w:type="dxa" w:w="488"/>
+            <w:tcBorders>
+              <w:top w:val="single" w:sz="4" w:color="9FB3C8"/>
+              <w:left w:val="single" w:sz="4" w:color="9FB3C8"/>
+              <w:bottom w:val="single" w:sz="4" w:color="9FB3C8"/>
+              <w:right w:val="single" w:sz="4" w:color="9FB3C8"/>
+            </w:tcBorders>
+          </w:tcPr>
+          <w:p>
+            <w:pPr>
+              <w:spacing w:after="20"/>
+              <w:jc w:val="center"/>
+            </w:pPr>
+            <w:r>
+              <w:rPr>
+                <w:rFonts w:ascii="Arial" w:hAnsi="Arial" w:eastAsia="Arial"/>
+                <w:b/>
+                <w:i w:val="0"/>
+                <w:sz w:val="26"/>
+              </w:rPr>
+              <w:t>T</w:t>
+            </w:r>
+          </w:p>
+        </w:tc>
+        <w:tc>
+          <w:tcPr>
+            <w:tcW w:type="dxa" w:w="488"/>
+            <w:tcBorders>
+              <w:top w:val="single" w:sz="4" w:color="9FB3C8"/>
+              <w:left w:val="single" w:sz="4" w:color="9FB3C8"/>
+              <w:bottom w:val="single" w:sz="4" w:color="9FB3C8"/>
+              <w:right w:val="single" w:sz="4" w:color="9FB3C8"/>
+            </w:tcBorders>
+          </w:tcPr>
+          <w:p>
+            <w:pPr>
+              <w:spacing w:after="20"/>
+              <w:jc w:val="center"/>
+            </w:pPr>
+            <w:r>
+              <w:rPr>
+                <w:rFonts w:ascii="Arial" w:hAnsi="Arial" w:eastAsia="Arial"/>
+                <w:b/>
+                <w:i w:val="0"/>
+                <w:sz w:val="26"/>
+              </w:rPr>
+              <w:t>B</w:t>
+            </w:r>
+          </w:p>
+        </w:tc>
+        <w:tc>
+          <w:tcPr>
+            <w:tcW w:type="dxa" w:w="488"/>
+            <w:tcBorders>
+              <w:top w:val="single" w:sz="4" w:color="9FB3C8"/>
+              <w:left w:val="single" w:sz="4" w:color="9FB3C8"/>
+              <w:bottom w:val="single" w:sz="4" w:color="9FB3C8"/>
+              <w:right w:val="single" w:sz="4" w:color="9FB3C8"/>
+            </w:tcBorders>
+          </w:tcPr>
+          <w:p>
+            <w:pPr>
+              <w:spacing w:after="20"/>
+              <w:jc w:val="center"/>
+            </w:pPr>
+            <w:r>
+              <w:rPr>
+                <w:rFonts w:ascii="Arial" w:hAnsi="Arial" w:eastAsia="Arial"/>
+                <w:b/>
+                <w:i w:val="0"/>
+                <w:sz w:val="26"/>
+              </w:rPr>
+              <w:t>I</w:t>
             </w:r>
           </w:p>
         </w:tc>
@@ -3070,33 +4998,7 @@
                 <w:i w:val="0"/>
                 <w:sz w:val="26"/>
               </w:rPr>
-              <w:t>T</w:t>
-            </w:r>
-          </w:p>
-        </w:tc>
-        <w:tc>
-          <w:tcPr>
-            <w:tcW w:type="dxa" w:w="488"/>
-            <w:tcBorders>
-              <w:top w:val="single" w:sz="4" w:color="9FB3C8"/>
-              <w:left w:val="single" w:sz="4" w:color="9FB3C8"/>
-              <w:bottom w:val="single" w:sz="4" w:color="9FB3C8"/>
-              <w:right w:val="single" w:sz="4" w:color="9FB3C8"/>
-            </w:tcBorders>
-          </w:tcPr>
-          <w:p>
-            <w:pPr>
-              <w:spacing w:after="20"/>
-              <w:jc w:val="center"/>
-            </w:pPr>
-            <w:r>
-              <w:rPr>
-                <w:rFonts w:ascii="Arial" w:hAnsi="Arial" w:eastAsia="Arial"/>
-                <w:b/>
-                <w:i w:val="0"/>
-                <w:sz w:val="26"/>
-              </w:rPr>
-              <w:t>P</w:t>
+              <w:t>I</w:t>
             </w:r>
           </w:p>
         </w:tc>
@@ -3127,59 +5029,7 @@
                 <w:i w:val="0"/>
                 <w:sz w:val="26"/>
               </w:rPr>
-              <w:t>E</w:t>
-            </w:r>
-          </w:p>
-        </w:tc>
-        <w:tc>
-          <w:tcPr>
-            <w:tcW w:type="dxa" w:w="488"/>
-            <w:tcBorders>
-              <w:top w:val="single" w:sz="4" w:color="9FB3C8"/>
-              <w:left w:val="single" w:sz="4" w:color="9FB3C8"/>
-              <w:bottom w:val="single" w:sz="4" w:color="9FB3C8"/>
-              <w:right w:val="single" w:sz="4" w:color="9FB3C8"/>
-            </w:tcBorders>
-          </w:tcPr>
-          <w:p>
-            <w:pPr>
-              <w:spacing w:after="20"/>
-              <w:jc w:val="center"/>
-            </w:pPr>
-            <w:r>
-              <w:rPr>
-                <w:rFonts w:ascii="Arial" w:hAnsi="Arial" w:eastAsia="Arial"/>
-                <w:b/>
-                <w:i w:val="0"/>
-                <w:sz w:val="26"/>
-              </w:rPr>
-              <w:t>W</w:t>
-            </w:r>
-          </w:p>
-        </w:tc>
-        <w:tc>
-          <w:tcPr>
-            <w:tcW w:type="dxa" w:w="488"/>
-            <w:tcBorders>
-              <w:top w:val="single" w:sz="4" w:color="9FB3C8"/>
-              <w:left w:val="single" w:sz="4" w:color="9FB3C8"/>
-              <w:bottom w:val="single" w:sz="4" w:color="9FB3C8"/>
-              <w:right w:val="single" w:sz="4" w:color="9FB3C8"/>
-            </w:tcBorders>
-          </w:tcPr>
-          <w:p>
-            <w:pPr>
-              <w:spacing w:after="20"/>
-              <w:jc w:val="center"/>
-            </w:pPr>
-            <w:r>
-              <w:rPr>
-                <w:rFonts w:ascii="Arial" w:hAnsi="Arial" w:eastAsia="Arial"/>
-                <w:b/>
-                <w:i w:val="0"/>
-                <w:sz w:val="26"/>
-              </w:rPr>
-              <w:t>U</w:t>
+              <w:t>C</w:t>
             </w:r>
           </w:p>
         </w:tc>
@@ -3231,7 +5081,137 @@
                 <w:i w:val="0"/>
                 <w:sz w:val="26"/>
               </w:rPr>
-              <w:t>N</w:t>
+              <w:t>Q</w:t>
+            </w:r>
+          </w:p>
+        </w:tc>
+        <w:tc>
+          <w:tcPr>
+            <w:tcW w:type="dxa" w:w="488"/>
+            <w:tcBorders>
+              <w:top w:val="single" w:sz="4" w:color="9FB3C8"/>
+              <w:left w:val="single" w:sz="4" w:color="9FB3C8"/>
+              <w:bottom w:val="single" w:sz="4" w:color="9FB3C8"/>
+              <w:right w:val="single" w:sz="4" w:color="9FB3C8"/>
+            </w:tcBorders>
+          </w:tcPr>
+          <w:p>
+            <w:pPr>
+              <w:spacing w:after="20"/>
+              <w:jc w:val="center"/>
+            </w:pPr>
+            <w:r>
+              <w:rPr>
+                <w:rFonts w:ascii="Arial" w:hAnsi="Arial" w:eastAsia="Arial"/>
+                <w:b/>
+                <w:i w:val="0"/>
+                <w:sz w:val="26"/>
+              </w:rPr>
+              <w:t>L</w:t>
+            </w:r>
+          </w:p>
+        </w:tc>
+        <w:tc>
+          <w:tcPr>
+            <w:tcW w:type="dxa" w:w="488"/>
+            <w:tcBorders>
+              <w:top w:val="single" w:sz="4" w:color="9FB3C8"/>
+              <w:left w:val="single" w:sz="4" w:color="9FB3C8"/>
+              <w:bottom w:val="single" w:sz="4" w:color="9FB3C8"/>
+              <w:right w:val="single" w:sz="4" w:color="9FB3C8"/>
+            </w:tcBorders>
+          </w:tcPr>
+          <w:p>
+            <w:pPr>
+              <w:spacing w:after="20"/>
+              <w:jc w:val="center"/>
+            </w:pPr>
+            <w:r>
+              <w:rPr>
+                <w:rFonts w:ascii="Arial" w:hAnsi="Arial" w:eastAsia="Arial"/>
+                <w:b/>
+                <w:i w:val="0"/>
+                <w:sz w:val="26"/>
+              </w:rPr>
+              <w:t>Y</w:t>
+            </w:r>
+          </w:p>
+        </w:tc>
+        <w:tc>
+          <w:tcPr>
+            <w:tcW w:type="dxa" w:w="488"/>
+            <w:tcBorders>
+              <w:top w:val="single" w:sz="4" w:color="9FB3C8"/>
+              <w:left w:val="single" w:sz="4" w:color="9FB3C8"/>
+              <w:bottom w:val="single" w:sz="4" w:color="9FB3C8"/>
+              <w:right w:val="single" w:sz="4" w:color="9FB3C8"/>
+            </w:tcBorders>
+          </w:tcPr>
+          <w:p>
+            <w:pPr>
+              <w:spacing w:after="20"/>
+              <w:jc w:val="center"/>
+            </w:pPr>
+            <w:r>
+              <w:rPr>
+                <w:rFonts w:ascii="Arial" w:hAnsi="Arial" w:eastAsia="Arial"/>
+                <w:b/>
+                <w:i w:val="0"/>
+                <w:sz w:val="26"/>
+              </w:rPr>
+              <w:t>Q</w:t>
+            </w:r>
+          </w:p>
+        </w:tc>
+        <w:tc>
+          <w:tcPr>
+            <w:tcW w:type="dxa" w:w="488"/>
+            <w:tcBorders>
+              <w:top w:val="single" w:sz="4" w:color="9FB3C8"/>
+              <w:left w:val="single" w:sz="4" w:color="9FB3C8"/>
+              <w:bottom w:val="single" w:sz="4" w:color="9FB3C8"/>
+              <w:right w:val="single" w:sz="4" w:color="9FB3C8"/>
+            </w:tcBorders>
+          </w:tcPr>
+          <w:p>
+            <w:pPr>
+              <w:spacing w:after="20"/>
+              <w:jc w:val="center"/>
+            </w:pPr>
+            <w:r>
+              <w:rPr>
+                <w:rFonts w:ascii="Arial" w:hAnsi="Arial" w:eastAsia="Arial"/>
+                <w:b/>
+                <w:i w:val="0"/>
+                <w:sz w:val="26"/>
+              </w:rPr>
+              <w:t>D</w:t>
+            </w:r>
+          </w:p>
+        </w:tc>
+        <w:tc>
+          <w:tcPr>
+            <w:tcW w:type="dxa" w:w="488"/>
+            <w:tcBorders>
+              <w:top w:val="single" w:sz="4" w:color="9FB3C8"/>
+              <w:left w:val="single" w:sz="4" w:color="9FB3C8"/>
+              <w:bottom w:val="single" w:sz="4" w:color="9FB3C8"/>
+              <w:right w:val="single" w:sz="4" w:color="9FB3C8"/>
+            </w:tcBorders>
+          </w:tcPr>
+          <w:p>
+            <w:pPr>
+              <w:spacing w:after="20"/>
+              <w:jc w:val="center"/>
+            </w:pPr>
+            <w:r>
+              <w:rPr>
+                <w:rFonts w:ascii="Arial" w:hAnsi="Arial" w:eastAsia="Arial"/>
+                <w:b/>
+                <w:i w:val="0"/>
+                <w:sz w:val="26"/>
+              </w:rPr>
+              <w:t>M</w:t>
             </w:r>
           </w:p>
         </w:tc>
@@ -3283,145 +5263,10 @@
                 <w:i w:val="0"/>
                 <w:sz w:val="26"/>
               </w:rPr>
-              <w:t>J</w:t>
+              <w:t>N</w:t>
             </w:r>
           </w:p>
         </w:tc>
-        <w:tc>
-          <w:tcPr>
-            <w:tcW w:type="dxa" w:w="488"/>
-            <w:tcBorders>
-              <w:top w:val="single" w:sz="4" w:color="9FB3C8"/>
-              <w:left w:val="single" w:sz="4" w:color="9FB3C8"/>
-              <w:bottom w:val="single" w:sz="4" w:color="9FB3C8"/>
-              <w:right w:val="single" w:sz="4" w:color="9FB3C8"/>
-            </w:tcBorders>
-          </w:tcPr>
-          <w:p>
-            <w:pPr>
-              <w:spacing w:after="20"/>
-              <w:jc w:val="center"/>
-            </w:pPr>
-            <w:r>
-              <w:rPr>
-                <w:rFonts w:ascii="Arial" w:hAnsi="Arial" w:eastAsia="Arial"/>
-                <w:b/>
-                <w:i w:val="0"/>
-                <w:sz w:val="26"/>
-              </w:rPr>
-              <w:t>D</w:t>
-            </w:r>
-          </w:p>
-        </w:tc>
-        <w:tc>
-          <w:tcPr>
-            <w:tcW w:type="dxa" w:w="488"/>
-            <w:tcBorders>
-              <w:top w:val="single" w:sz="4" w:color="9FB3C8"/>
-              <w:left w:val="single" w:sz="4" w:color="9FB3C8"/>
-              <w:bottom w:val="single" w:sz="4" w:color="9FB3C8"/>
-              <w:right w:val="single" w:sz="4" w:color="9FB3C8"/>
-            </w:tcBorders>
-          </w:tcPr>
-          <w:p>
-            <w:pPr>
-              <w:spacing w:after="20"/>
-              <w:jc w:val="center"/>
-            </w:pPr>
-            <w:r>
-              <w:rPr>
-                <w:rFonts w:ascii="Arial" w:hAnsi="Arial" w:eastAsia="Arial"/>
-                <w:b/>
-                <w:i w:val="0"/>
-                <w:sz w:val="26"/>
-              </w:rPr>
-              <w:t>L</w:t>
-            </w:r>
-          </w:p>
-        </w:tc>
-        <w:tc>
-          <w:tcPr>
-            <w:tcW w:type="dxa" w:w="488"/>
-            <w:tcBorders>
-              <w:top w:val="single" w:sz="4" w:color="9FB3C8"/>
-              <w:left w:val="single" w:sz="4" w:color="9FB3C8"/>
-              <w:bottom w:val="single" w:sz="4" w:color="9FB3C8"/>
-              <w:right w:val="single" w:sz="4" w:color="9FB3C8"/>
-            </w:tcBorders>
-          </w:tcPr>
-          <w:p>
-            <w:pPr>
-              <w:spacing w:after="20"/>
-              <w:jc w:val="center"/>
-            </w:pPr>
-            <w:r>
-              <w:rPr>
-                <w:rFonts w:ascii="Arial" w:hAnsi="Arial" w:eastAsia="Arial"/>
-                <w:b/>
-                <w:i w:val="0"/>
-                <w:sz w:val="26"/>
-              </w:rPr>
-              <w:t>D</w:t>
-            </w:r>
-          </w:p>
-        </w:tc>
-        <w:tc>
-          <w:tcPr>
-            <w:tcW w:type="dxa" w:w="488"/>
-            <w:tcBorders>
-              <w:top w:val="single" w:sz="4" w:color="9FB3C8"/>
-              <w:left w:val="single" w:sz="4" w:color="9FB3C8"/>
-              <w:bottom w:val="single" w:sz="4" w:color="9FB3C8"/>
-              <w:right w:val="single" w:sz="4" w:color="9FB3C8"/>
-            </w:tcBorders>
-          </w:tcPr>
-          <w:p>
-            <w:pPr>
-              <w:spacing w:after="20"/>
-              <w:jc w:val="center"/>
-            </w:pPr>
-            <w:r>
-              <w:rPr>
-                <w:rFonts w:ascii="Arial" w:hAnsi="Arial" w:eastAsia="Arial"/>
-                <w:b/>
-                <w:i w:val="0"/>
-                <w:sz w:val="26"/>
-              </w:rPr>
-              <w:t>Z</w:t>
-            </w:r>
-          </w:p>
-        </w:tc>
-        <w:tc>
-          <w:tcPr>
-            <w:tcW w:type="dxa" w:w="488"/>
-            <w:tcBorders>
-              <w:top w:val="single" w:sz="4" w:color="9FB3C8"/>
-              <w:left w:val="single" w:sz="4" w:color="9FB3C8"/>
-              <w:bottom w:val="single" w:sz="4" w:color="9FB3C8"/>
-              <w:right w:val="single" w:sz="4" w:color="9FB3C8"/>
-            </w:tcBorders>
-          </w:tcPr>
-          <w:p>
-            <w:pPr>
-              <w:spacing w:after="20"/>
-              <w:jc w:val="center"/>
-            </w:pPr>
-            <w:r>
-              <w:rPr>
-                <w:rFonts w:ascii="Arial" w:hAnsi="Arial" w:eastAsia="Arial"/>
-                <w:b/>
-                <w:i w:val="0"/>
-                <w:sz w:val="26"/>
-              </w:rPr>
-              <w:t>I</w:t>
-            </w:r>
-          </w:p>
-        </w:tc>
-      </w:tr>
-      <w:tr>
-        <w:trPr>
-          <w:trHeight w:val="488"/>
-        </w:trPr>
         <w:tc>
           <w:tcPr>
             <w:tcW w:type="dxa" w:w="488"/>
@@ -3470,7 +5315,38 @@
                 <w:i w:val="0"/>
                 <w:sz w:val="26"/>
               </w:rPr>
-              <w:t>F</w:t>
+              <w:t>E</w:t>
+            </w:r>
+          </w:p>
+        </w:tc>
+      </w:tr>
+      <w:tr>
+        <w:trPr>
+          <w:trHeight w:val="488"/>
+        </w:trPr>
+        <w:tc>
+          <w:tcPr>
+            <w:tcW w:type="dxa" w:w="488"/>
+            <w:tcBorders>
+              <w:top w:val="single" w:sz="4" w:color="9FB3C8"/>
+              <w:left w:val="single" w:sz="4" w:color="9FB3C8"/>
+              <w:bottom w:val="single" w:sz="4" w:color="9FB3C8"/>
+              <w:right w:val="single" w:sz="4" w:color="9FB3C8"/>
+            </w:tcBorders>
+          </w:tcPr>
+          <w:p>
+            <w:pPr>
+              <w:spacing w:after="20"/>
+              <w:jc w:val="center"/>
+            </w:pPr>
+            <w:r>
+              <w:rPr>
+                <w:rFonts w:ascii="Arial" w:hAnsi="Arial" w:eastAsia="Arial"/>
+                <w:b/>
+                <w:i w:val="0"/>
+                <w:sz w:val="26"/>
+              </w:rPr>
+              <w:t>J</w:t>
             </w:r>
           </w:p>
         </w:tc>
@@ -3496,111 +5372,7 @@
                 <w:i w:val="0"/>
                 <w:sz w:val="26"/>
               </w:rPr>
-              <w:t>K</w:t>
-            </w:r>
-          </w:p>
-        </w:tc>
-        <w:tc>
-          <w:tcPr>
-            <w:tcW w:type="dxa" w:w="488"/>
-            <w:tcBorders>
-              <w:top w:val="single" w:sz="4" w:color="9FB3C8"/>
-              <w:left w:val="single" w:sz="4" w:color="9FB3C8"/>
-              <w:bottom w:val="single" w:sz="4" w:color="9FB3C8"/>
-              <w:right w:val="single" w:sz="4" w:color="9FB3C8"/>
-            </w:tcBorders>
-          </w:tcPr>
-          <w:p>
-            <w:pPr>
-              <w:spacing w:after="20"/>
-              <w:jc w:val="center"/>
-            </w:pPr>
-            <w:r>
-              <w:rPr>
-                <w:rFonts w:ascii="Arial" w:hAnsi="Arial" w:eastAsia="Arial"/>
-                <w:b/>
-                <w:i w:val="0"/>
-                <w:sz w:val="26"/>
-              </w:rPr>
-              <w:t>N</w:t>
-            </w:r>
-          </w:p>
-        </w:tc>
-        <w:tc>
-          <w:tcPr>
-            <w:tcW w:type="dxa" w:w="488"/>
-            <w:tcBorders>
-              <w:top w:val="single" w:sz="4" w:color="9FB3C8"/>
-              <w:left w:val="single" w:sz="4" w:color="9FB3C8"/>
-              <w:bottom w:val="single" w:sz="4" w:color="9FB3C8"/>
-              <w:right w:val="single" w:sz="4" w:color="9FB3C8"/>
-            </w:tcBorders>
-          </w:tcPr>
-          <w:p>
-            <w:pPr>
-              <w:spacing w:after="20"/>
-              <w:jc w:val="center"/>
-            </w:pPr>
-            <w:r>
-              <w:rPr>
-                <w:rFonts w:ascii="Arial" w:hAnsi="Arial" w:eastAsia="Arial"/>
-                <w:b/>
-                <w:i w:val="0"/>
-                <w:sz w:val="26"/>
-              </w:rPr>
-              <w:t>I</w:t>
-            </w:r>
-          </w:p>
-        </w:tc>
-        <w:tc>
-          <w:tcPr>
-            <w:tcW w:type="dxa" w:w="488"/>
-            <w:tcBorders>
-              <w:top w:val="single" w:sz="4" w:color="9FB3C8"/>
-              <w:left w:val="single" w:sz="4" w:color="9FB3C8"/>
-              <w:bottom w:val="single" w:sz="4" w:color="9FB3C8"/>
-              <w:right w:val="single" w:sz="4" w:color="9FB3C8"/>
-            </w:tcBorders>
-          </w:tcPr>
-          <w:p>
-            <w:pPr>
-              <w:spacing w:after="20"/>
-              <w:jc w:val="center"/>
-            </w:pPr>
-            <w:r>
-              <w:rPr>
-                <w:rFonts w:ascii="Arial" w:hAnsi="Arial" w:eastAsia="Arial"/>
-                <w:b/>
-                <w:i w:val="0"/>
-                <w:sz w:val="26"/>
-              </w:rPr>
-              <w:t>O</w:t>
-            </w:r>
-          </w:p>
-        </w:tc>
-        <w:tc>
-          <w:tcPr>
-            <w:tcW w:type="dxa" w:w="488"/>
-            <w:tcBorders>
-              <w:top w:val="single" w:sz="4" w:color="9FB3C8"/>
-              <w:left w:val="single" w:sz="4" w:color="9FB3C8"/>
-              <w:bottom w:val="single" w:sz="4" w:color="9FB3C8"/>
-              <w:right w:val="single" w:sz="4" w:color="9FB3C8"/>
-            </w:tcBorders>
-          </w:tcPr>
-          <w:p>
-            <w:pPr>
-              <w:spacing w:after="20"/>
-              <w:jc w:val="center"/>
-            </w:pPr>
-            <w:r>
-              <w:rPr>
-                <w:rFonts w:ascii="Arial" w:hAnsi="Arial" w:eastAsia="Arial"/>
-                <w:b/>
-                <w:i w:val="0"/>
-                <w:sz w:val="26"/>
-              </w:rPr>
-              <w:t>T</w:t>
+              <w:t>X</w:t>
             </w:r>
           </w:p>
         </w:tc>
@@ -3678,7 +5450,7 @@
                 <w:i w:val="0"/>
                 <w:sz w:val="26"/>
               </w:rPr>
-              <w:t>M</w:t>
+              <w:t>B</w:t>
             </w:r>
           </w:p>
         </w:tc>
@@ -3704,7 +5476,7 @@
                 <w:i w:val="0"/>
                 <w:sz w:val="26"/>
               </w:rPr>
-              <w:t>P</w:t>
+              <w:t>B</w:t>
             </w:r>
           </w:p>
         </w:tc>
@@ -3730,407 +5502,7 @@
                 <w:i w:val="0"/>
                 <w:sz w:val="26"/>
               </w:rPr>
-              <w:t>A</w:t>
-            </w:r>
-          </w:p>
-        </w:tc>
-      </w:tr>
-      <w:tr>
-        <w:trPr>
-          <w:trHeight w:val="488"/>
-        </w:trPr>
-        <w:tc>
-          <w:tcPr>
-            <w:tcW w:type="dxa" w:w="488"/>
-            <w:tcBorders>
-              <w:top w:val="single" w:sz="4" w:color="9FB3C8"/>
-              <w:left w:val="single" w:sz="4" w:color="9FB3C8"/>
-              <w:bottom w:val="single" w:sz="4" w:color="9FB3C8"/>
-              <w:right w:val="single" w:sz="4" w:color="9FB3C8"/>
-            </w:tcBorders>
-          </w:tcPr>
-          <w:p>
-            <w:pPr>
-              <w:spacing w:after="20"/>
-              <w:jc w:val="center"/>
-            </w:pPr>
-            <w:r>
-              <w:rPr>
-                <w:rFonts w:ascii="Arial" w:hAnsi="Arial" w:eastAsia="Arial"/>
-                <w:b/>
-                <w:i w:val="0"/>
-                <w:sz w:val="26"/>
-              </w:rPr>
-              <w:t>S</w:t>
-            </w:r>
-          </w:p>
-        </w:tc>
-        <w:tc>
-          <w:tcPr>
-            <w:tcW w:type="dxa" w:w="488"/>
-            <w:tcBorders>
-              <w:top w:val="single" w:sz="4" w:color="9FB3C8"/>
-              <w:left w:val="single" w:sz="4" w:color="9FB3C8"/>
-              <w:bottom w:val="single" w:sz="4" w:color="9FB3C8"/>
-              <w:right w:val="single" w:sz="4" w:color="9FB3C8"/>
-            </w:tcBorders>
-          </w:tcPr>
-          <w:p>
-            <w:pPr>
-              <w:spacing w:after="20"/>
-              <w:jc w:val="center"/>
-            </w:pPr>
-            <w:r>
-              <w:rPr>
-                <w:rFonts w:ascii="Arial" w:hAnsi="Arial" w:eastAsia="Arial"/>
-                <w:b/>
-                <w:i w:val="0"/>
-                <w:sz w:val="26"/>
-              </w:rPr>
-              <w:t>I</w:t>
-            </w:r>
-          </w:p>
-        </w:tc>
-        <w:tc>
-          <w:tcPr>
-            <w:tcW w:type="dxa" w:w="488"/>
-            <w:tcBorders>
-              <w:top w:val="single" w:sz="4" w:color="9FB3C8"/>
-              <w:left w:val="single" w:sz="4" w:color="9FB3C8"/>
-              <w:bottom w:val="single" w:sz="4" w:color="9FB3C8"/>
-              <w:right w:val="single" w:sz="4" w:color="9FB3C8"/>
-            </w:tcBorders>
-          </w:tcPr>
-          <w:p>
-            <w:pPr>
-              <w:spacing w:after="20"/>
-              <w:jc w:val="center"/>
-            </w:pPr>
-            <w:r>
-              <w:rPr>
-                <w:rFonts w:ascii="Arial" w:hAnsi="Arial" w:eastAsia="Arial"/>
-                <w:b/>
-                <w:i w:val="0"/>
-                <w:sz w:val="26"/>
-              </w:rPr>
-              <w:t>G</w:t>
-            </w:r>
-          </w:p>
-        </w:tc>
-        <w:tc>
-          <w:tcPr>
-            <w:tcW w:type="dxa" w:w="488"/>
-            <w:tcBorders>
-              <w:top w:val="single" w:sz="4" w:color="9FB3C8"/>
-              <w:left w:val="single" w:sz="4" w:color="9FB3C8"/>
-              <w:bottom w:val="single" w:sz="4" w:color="9FB3C8"/>
-              <w:right w:val="single" w:sz="4" w:color="9FB3C8"/>
-            </w:tcBorders>
-          </w:tcPr>
-          <w:p>
-            <w:pPr>
-              <w:spacing w:after="20"/>
-              <w:jc w:val="center"/>
-            </w:pPr>
-            <w:r>
-              <w:rPr>
-                <w:rFonts w:ascii="Arial" w:hAnsi="Arial" w:eastAsia="Arial"/>
-                <w:b/>
-                <w:i w:val="0"/>
-                <w:sz w:val="26"/>
-              </w:rPr>
-              <w:t>A</w:t>
-            </w:r>
-          </w:p>
-        </w:tc>
-        <w:tc>
-          <w:tcPr>
-            <w:tcW w:type="dxa" w:w="488"/>
-            <w:tcBorders>
-              <w:top w:val="single" w:sz="4" w:color="9FB3C8"/>
-              <w:left w:val="single" w:sz="4" w:color="9FB3C8"/>
-              <w:bottom w:val="single" w:sz="4" w:color="9FB3C8"/>
-              <w:right w:val="single" w:sz="4" w:color="9FB3C8"/>
-            </w:tcBorders>
-          </w:tcPr>
-          <w:p>
-            <w:pPr>
-              <w:spacing w:after="20"/>
-              <w:jc w:val="center"/>
-            </w:pPr>
-            <w:r>
-              <w:rPr>
-                <w:rFonts w:ascii="Arial" w:hAnsi="Arial" w:eastAsia="Arial"/>
-                <w:b/>
-                <w:i w:val="0"/>
-                <w:sz w:val="26"/>
-              </w:rPr>
-              <w:t>S</w:t>
-            </w:r>
-          </w:p>
-        </w:tc>
-        <w:tc>
-          <w:tcPr>
-            <w:tcW w:type="dxa" w:w="488"/>
-            <w:tcBorders>
-              <w:top w:val="single" w:sz="4" w:color="9FB3C8"/>
-              <w:left w:val="single" w:sz="4" w:color="9FB3C8"/>
-              <w:bottom w:val="single" w:sz="4" w:color="9FB3C8"/>
-              <w:right w:val="single" w:sz="4" w:color="9FB3C8"/>
-            </w:tcBorders>
-          </w:tcPr>
-          <w:p>
-            <w:pPr>
-              <w:spacing w:after="20"/>
-              <w:jc w:val="center"/>
-            </w:pPr>
-            <w:r>
-              <w:rPr>
-                <w:rFonts w:ascii="Arial" w:hAnsi="Arial" w:eastAsia="Arial"/>
-                <w:b/>
-                <w:i w:val="0"/>
-                <w:sz w:val="26"/>
-              </w:rPr>
-              <w:t>R</w:t>
-            </w:r>
-          </w:p>
-        </w:tc>
-        <w:tc>
-          <w:tcPr>
-            <w:tcW w:type="dxa" w:w="488"/>
-            <w:tcBorders>
-              <w:top w:val="single" w:sz="4" w:color="9FB3C8"/>
-              <w:left w:val="single" w:sz="4" w:color="9FB3C8"/>
-              <w:bottom w:val="single" w:sz="4" w:color="9FB3C8"/>
-              <w:right w:val="single" w:sz="4" w:color="9FB3C8"/>
-            </w:tcBorders>
-          </w:tcPr>
-          <w:p>
-            <w:pPr>
-              <w:spacing w:after="20"/>
-              <w:jc w:val="center"/>
-            </w:pPr>
-            <w:r>
-              <w:rPr>
-                <w:rFonts w:ascii="Arial" w:hAnsi="Arial" w:eastAsia="Arial"/>
-                <w:b/>
-                <w:i w:val="0"/>
-                <w:sz w:val="26"/>
-              </w:rPr>
-              <w:t>D</w:t>
-            </w:r>
-          </w:p>
-        </w:tc>
-        <w:tc>
-          <w:tcPr>
-            <w:tcW w:type="dxa" w:w="488"/>
-            <w:tcBorders>
-              <w:top w:val="single" w:sz="4" w:color="9FB3C8"/>
-              <w:left w:val="single" w:sz="4" w:color="9FB3C8"/>
-              <w:bottom w:val="single" w:sz="4" w:color="9FB3C8"/>
-              <w:right w:val="single" w:sz="4" w:color="9FB3C8"/>
-            </w:tcBorders>
-          </w:tcPr>
-          <w:p>
-            <w:pPr>
-              <w:spacing w:after="20"/>
-              <w:jc w:val="center"/>
-            </w:pPr>
-            <w:r>
-              <w:rPr>
-                <w:rFonts w:ascii="Arial" w:hAnsi="Arial" w:eastAsia="Arial"/>
-                <w:b/>
-                <w:i w:val="0"/>
-                <w:sz w:val="26"/>
-              </w:rPr>
-              <w:t>R</w:t>
-            </w:r>
-          </w:p>
-        </w:tc>
-        <w:tc>
-          <w:tcPr>
-            <w:tcW w:type="dxa" w:w="488"/>
-            <w:tcBorders>
-              <w:top w:val="single" w:sz="4" w:color="9FB3C8"/>
-              <w:left w:val="single" w:sz="4" w:color="9FB3C8"/>
-              <w:bottom w:val="single" w:sz="4" w:color="9FB3C8"/>
-              <w:right w:val="single" w:sz="4" w:color="9FB3C8"/>
-            </w:tcBorders>
-          </w:tcPr>
-          <w:p>
-            <w:pPr>
-              <w:spacing w:after="20"/>
-              <w:jc w:val="center"/>
-            </w:pPr>
-            <w:r>
-              <w:rPr>
-                <w:rFonts w:ascii="Arial" w:hAnsi="Arial" w:eastAsia="Arial"/>
-                <w:b/>
-                <w:i w:val="0"/>
-                <w:sz w:val="26"/>
-              </w:rPr>
-              <w:t>E</w:t>
-            </w:r>
-          </w:p>
-        </w:tc>
-        <w:tc>
-          <w:tcPr>
-            <w:tcW w:type="dxa" w:w="488"/>
-            <w:tcBorders>
-              <w:top w:val="single" w:sz="4" w:color="9FB3C8"/>
-              <w:left w:val="single" w:sz="4" w:color="9FB3C8"/>
-              <w:bottom w:val="single" w:sz="4" w:color="9FB3C8"/>
-              <w:right w:val="single" w:sz="4" w:color="9FB3C8"/>
-            </w:tcBorders>
-          </w:tcPr>
-          <w:p>
-            <w:pPr>
-              <w:spacing w:after="20"/>
-              <w:jc w:val="center"/>
-            </w:pPr>
-            <w:r>
-              <w:rPr>
-                <w:rFonts w:ascii="Arial" w:hAnsi="Arial" w:eastAsia="Arial"/>
-                <w:b/>
-                <w:i w:val="0"/>
-                <w:sz w:val="26"/>
-              </w:rPr>
-              <w:t>I</w:t>
-            </w:r>
-          </w:p>
-        </w:tc>
-        <w:tc>
-          <w:tcPr>
-            <w:tcW w:type="dxa" w:w="488"/>
-            <w:tcBorders>
-              <w:top w:val="single" w:sz="4" w:color="9FB3C8"/>
-              <w:left w:val="single" w:sz="4" w:color="9FB3C8"/>
-              <w:bottom w:val="single" w:sz="4" w:color="9FB3C8"/>
-              <w:right w:val="single" w:sz="4" w:color="9FB3C8"/>
-            </w:tcBorders>
-          </w:tcPr>
-          <w:p>
-            <w:pPr>
-              <w:spacing w:after="20"/>
-              <w:jc w:val="center"/>
-            </w:pPr>
-            <w:r>
-              <w:rPr>
-                <w:rFonts w:ascii="Arial" w:hAnsi="Arial" w:eastAsia="Arial"/>
-                <w:b/>
-                <w:i w:val="0"/>
-                <w:sz w:val="26"/>
-              </w:rPr>
-              <w:t>C</w:t>
-            </w:r>
-          </w:p>
-        </w:tc>
-        <w:tc>
-          <w:tcPr>
-            <w:tcW w:type="dxa" w:w="488"/>
-            <w:tcBorders>
-              <w:top w:val="single" w:sz="4" w:color="9FB3C8"/>
-              <w:left w:val="single" w:sz="4" w:color="9FB3C8"/>
-              <w:bottom w:val="single" w:sz="4" w:color="9FB3C8"/>
-              <w:right w:val="single" w:sz="4" w:color="9FB3C8"/>
-            </w:tcBorders>
-          </w:tcPr>
-          <w:p>
-            <w:pPr>
-              <w:spacing w:after="20"/>
-              <w:jc w:val="center"/>
-            </w:pPr>
-            <w:r>
-              <w:rPr>
-                <w:rFonts w:ascii="Arial" w:hAnsi="Arial" w:eastAsia="Arial"/>
-                <w:b/>
-                <w:i w:val="0"/>
-                <w:sz w:val="26"/>
-              </w:rPr>
-              <w:t>N</w:t>
-            </w:r>
-          </w:p>
-        </w:tc>
-      </w:tr>
-      <w:tr>
-        <w:trPr>
-          <w:trHeight w:val="488"/>
-        </w:trPr>
-        <w:tc>
-          <w:tcPr>
-            <w:tcW w:type="dxa" w:w="488"/>
-            <w:tcBorders>
-              <w:top w:val="single" w:sz="4" w:color="9FB3C8"/>
-              <w:left w:val="single" w:sz="4" w:color="9FB3C8"/>
-              <w:bottom w:val="single" w:sz="4" w:color="9FB3C8"/>
-              <w:right w:val="single" w:sz="4" w:color="9FB3C8"/>
-            </w:tcBorders>
-          </w:tcPr>
-          <w:p>
-            <w:pPr>
-              <w:spacing w:after="20"/>
-              <w:jc w:val="center"/>
-            </w:pPr>
-            <w:r>
-              <w:rPr>
-                <w:rFonts w:ascii="Arial" w:hAnsi="Arial" w:eastAsia="Arial"/>
-                <w:b/>
-                <w:i w:val="0"/>
-                <w:sz w:val="26"/>
-              </w:rPr>
-              <w:t>Y</w:t>
-            </w:r>
-          </w:p>
-        </w:tc>
-        <w:tc>
-          <w:tcPr>
-            <w:tcW w:type="dxa" w:w="488"/>
-            <w:tcBorders>
-              <w:top w:val="single" w:sz="4" w:color="9FB3C8"/>
-              <w:left w:val="single" w:sz="4" w:color="9FB3C8"/>
-              <w:bottom w:val="single" w:sz="4" w:color="9FB3C8"/>
-              <w:right w:val="single" w:sz="4" w:color="9FB3C8"/>
-            </w:tcBorders>
-          </w:tcPr>
-          <w:p>
-            <w:pPr>
-              <w:spacing w:after="20"/>
-              <w:jc w:val="center"/>
-            </w:pPr>
-            <w:r>
-              <w:rPr>
-                <w:rFonts w:ascii="Arial" w:hAnsi="Arial" w:eastAsia="Arial"/>
-                <w:b/>
-                <w:i w:val="0"/>
-                <w:sz w:val="26"/>
-              </w:rPr>
-              <w:t>L</w:t>
-            </w:r>
-          </w:p>
-        </w:tc>
-        <w:tc>
-          <w:tcPr>
-            <w:tcW w:type="dxa" w:w="488"/>
-            <w:tcBorders>
-              <w:top w:val="single" w:sz="4" w:color="9FB3C8"/>
-              <w:left w:val="single" w:sz="4" w:color="9FB3C8"/>
-              <w:bottom w:val="single" w:sz="4" w:color="9FB3C8"/>
-              <w:right w:val="single" w:sz="4" w:color="9FB3C8"/>
-            </w:tcBorders>
-          </w:tcPr>
-          <w:p>
-            <w:pPr>
-              <w:spacing w:after="20"/>
-              <w:jc w:val="center"/>
-            </w:pPr>
-            <w:r>
-              <w:rPr>
-                <w:rFonts w:ascii="Arial" w:hAnsi="Arial" w:eastAsia="Arial"/>
-                <w:b/>
-                <w:i w:val="0"/>
-                <w:sz w:val="26"/>
-              </w:rPr>
-              <w:t>U</w:t>
+              <w:t>W</w:t>
             </w:r>
           </w:p>
         </w:tc>
@@ -4208,1379 +5580,7 @@
                 <w:i w:val="0"/>
                 <w:sz w:val="26"/>
               </w:rPr>
-              <w:t>D</w:t>
-            </w:r>
-          </w:p>
-        </w:tc>
-        <w:tc>
-          <w:tcPr>
-            <w:tcW w:type="dxa" w:w="488"/>
-            <w:tcBorders>
-              <w:top w:val="single" w:sz="4" w:color="9FB3C8"/>
-              <w:left w:val="single" w:sz="4" w:color="9FB3C8"/>
-              <w:bottom w:val="single" w:sz="4" w:color="9FB3C8"/>
-              <w:right w:val="single" w:sz="4" w:color="9FB3C8"/>
-            </w:tcBorders>
-          </w:tcPr>
-          <w:p>
-            <w:pPr>
-              <w:spacing w:after="20"/>
-              <w:jc w:val="center"/>
-            </w:pPr>
-            <w:r>
-              <w:rPr>
-                <w:rFonts w:ascii="Arial" w:hAnsi="Arial" w:eastAsia="Arial"/>
-                <w:b/>
-                <w:i w:val="0"/>
-                <w:sz w:val="26"/>
-              </w:rPr>
-              <w:t>I</w:t>
-            </w:r>
-          </w:p>
-        </w:tc>
-        <w:tc>
-          <w:tcPr>
-            <w:tcW w:type="dxa" w:w="488"/>
-            <w:tcBorders>
-              <w:top w:val="single" w:sz="4" w:color="9FB3C8"/>
-              <w:left w:val="single" w:sz="4" w:color="9FB3C8"/>
-              <w:bottom w:val="single" w:sz="4" w:color="9FB3C8"/>
-              <w:right w:val="single" w:sz="4" w:color="9FB3C8"/>
-            </w:tcBorders>
-          </w:tcPr>
-          <w:p>
-            <w:pPr>
-              <w:spacing w:after="20"/>
-              <w:jc w:val="center"/>
-            </w:pPr>
-            <w:r>
-              <w:rPr>
-                <w:rFonts w:ascii="Arial" w:hAnsi="Arial" w:eastAsia="Arial"/>
-                <w:b/>
-                <w:i w:val="0"/>
-                <w:sz w:val="26"/>
-              </w:rPr>
-              <w:t>U</w:t>
-            </w:r>
-          </w:p>
-        </w:tc>
-        <w:tc>
-          <w:tcPr>
-            <w:tcW w:type="dxa" w:w="488"/>
-            <w:tcBorders>
-              <w:top w:val="single" w:sz="4" w:color="9FB3C8"/>
-              <w:left w:val="single" w:sz="4" w:color="9FB3C8"/>
-              <w:bottom w:val="single" w:sz="4" w:color="9FB3C8"/>
-              <w:right w:val="single" w:sz="4" w:color="9FB3C8"/>
-            </w:tcBorders>
-          </w:tcPr>
-          <w:p>
-            <w:pPr>
-              <w:spacing w:after="20"/>
-              <w:jc w:val="center"/>
-            </w:pPr>
-            <w:r>
-              <w:rPr>
-                <w:rFonts w:ascii="Arial" w:hAnsi="Arial" w:eastAsia="Arial"/>
-                <w:b/>
-                <w:i w:val="0"/>
-                <w:sz w:val="26"/>
-              </w:rPr>
-              <w:t>Y</w:t>
-            </w:r>
-          </w:p>
-        </w:tc>
-        <w:tc>
-          <w:tcPr>
-            <w:tcW w:type="dxa" w:w="488"/>
-            <w:tcBorders>
-              <w:top w:val="single" w:sz="4" w:color="9FB3C8"/>
-              <w:left w:val="single" w:sz="4" w:color="9FB3C8"/>
-              <w:bottom w:val="single" w:sz="4" w:color="9FB3C8"/>
-              <w:right w:val="single" w:sz="4" w:color="9FB3C8"/>
-            </w:tcBorders>
-          </w:tcPr>
-          <w:p>
-            <w:pPr>
-              <w:spacing w:after="20"/>
-              <w:jc w:val="center"/>
-            </w:pPr>
-            <w:r>
-              <w:rPr>
-                <w:rFonts w:ascii="Arial" w:hAnsi="Arial" w:eastAsia="Arial"/>
-                <w:b/>
-                <w:i w:val="0"/>
-                <w:sz w:val="26"/>
-              </w:rPr>
-              <w:t>N</w:t>
-            </w:r>
-          </w:p>
-        </w:tc>
-        <w:tc>
-          <w:tcPr>
-            <w:tcW w:type="dxa" w:w="488"/>
-            <w:tcBorders>
-              <w:top w:val="single" w:sz="4" w:color="9FB3C8"/>
-              <w:left w:val="single" w:sz="4" w:color="9FB3C8"/>
-              <w:bottom w:val="single" w:sz="4" w:color="9FB3C8"/>
-              <w:right w:val="single" w:sz="4" w:color="9FB3C8"/>
-            </w:tcBorders>
-          </w:tcPr>
-          <w:p>
-            <w:pPr>
-              <w:spacing w:after="20"/>
-              <w:jc w:val="center"/>
-            </w:pPr>
-            <w:r>
-              <w:rPr>
-                <w:rFonts w:ascii="Arial" w:hAnsi="Arial" w:eastAsia="Arial"/>
-                <w:b/>
-                <w:i w:val="0"/>
-                <w:sz w:val="26"/>
-              </w:rPr>
               <w:t>V</w:t>
-            </w:r>
-          </w:p>
-        </w:tc>
-        <w:tc>
-          <w:tcPr>
-            <w:tcW w:type="dxa" w:w="488"/>
-            <w:tcBorders>
-              <w:top w:val="single" w:sz="4" w:color="9FB3C8"/>
-              <w:left w:val="single" w:sz="4" w:color="9FB3C8"/>
-              <w:bottom w:val="single" w:sz="4" w:color="9FB3C8"/>
-              <w:right w:val="single" w:sz="4" w:color="9FB3C8"/>
-            </w:tcBorders>
-          </w:tcPr>
-          <w:p>
-            <w:pPr>
-              <w:spacing w:after="20"/>
-              <w:jc w:val="center"/>
-            </w:pPr>
-            <w:r>
-              <w:rPr>
-                <w:rFonts w:ascii="Arial" w:hAnsi="Arial" w:eastAsia="Arial"/>
-                <w:b/>
-                <w:i w:val="0"/>
-                <w:sz w:val="26"/>
-              </w:rPr>
-              <w:t>O</w:t>
-            </w:r>
-          </w:p>
-        </w:tc>
-      </w:tr>
-      <w:tr>
-        <w:trPr>
-          <w:trHeight w:val="488"/>
-        </w:trPr>
-        <w:tc>
-          <w:tcPr>
-            <w:tcW w:type="dxa" w:w="488"/>
-            <w:tcBorders>
-              <w:top w:val="single" w:sz="4" w:color="9FB3C8"/>
-              <w:left w:val="single" w:sz="4" w:color="9FB3C8"/>
-              <w:bottom w:val="single" w:sz="4" w:color="9FB3C8"/>
-              <w:right w:val="single" w:sz="4" w:color="9FB3C8"/>
-            </w:tcBorders>
-          </w:tcPr>
-          <w:p>
-            <w:pPr>
-              <w:spacing w:after="20"/>
-              <w:jc w:val="center"/>
-            </w:pPr>
-            <w:r>
-              <w:rPr>
-                <w:rFonts w:ascii="Arial" w:hAnsi="Arial" w:eastAsia="Arial"/>
-                <w:b/>
-                <w:i w:val="0"/>
-                <w:sz w:val="26"/>
-              </w:rPr>
-              <w:t>L</w:t>
-            </w:r>
-          </w:p>
-        </w:tc>
-        <w:tc>
-          <w:tcPr>
-            <w:tcW w:type="dxa" w:w="488"/>
-            <w:tcBorders>
-              <w:top w:val="single" w:sz="4" w:color="9FB3C8"/>
-              <w:left w:val="single" w:sz="4" w:color="9FB3C8"/>
-              <w:bottom w:val="single" w:sz="4" w:color="9FB3C8"/>
-              <w:right w:val="single" w:sz="4" w:color="9FB3C8"/>
-            </w:tcBorders>
-          </w:tcPr>
-          <w:p>
-            <w:pPr>
-              <w:spacing w:after="20"/>
-              <w:jc w:val="center"/>
-            </w:pPr>
-            <w:r>
-              <w:rPr>
-                <w:rFonts w:ascii="Arial" w:hAnsi="Arial" w:eastAsia="Arial"/>
-                <w:b/>
-                <w:i w:val="0"/>
-                <w:sz w:val="26"/>
-              </w:rPr>
-              <w:t>M</w:t>
-            </w:r>
-          </w:p>
-        </w:tc>
-        <w:tc>
-          <w:tcPr>
-            <w:tcW w:type="dxa" w:w="488"/>
-            <w:tcBorders>
-              <w:top w:val="single" w:sz="4" w:color="9FB3C8"/>
-              <w:left w:val="single" w:sz="4" w:color="9FB3C8"/>
-              <w:bottom w:val="single" w:sz="4" w:color="9FB3C8"/>
-              <w:right w:val="single" w:sz="4" w:color="9FB3C8"/>
-            </w:tcBorders>
-          </w:tcPr>
-          <w:p>
-            <w:pPr>
-              <w:spacing w:after="20"/>
-              <w:jc w:val="center"/>
-            </w:pPr>
-            <w:r>
-              <w:rPr>
-                <w:rFonts w:ascii="Arial" w:hAnsi="Arial" w:eastAsia="Arial"/>
-                <w:b/>
-                <w:i w:val="0"/>
-                <w:sz w:val="26"/>
-              </w:rPr>
-              <w:t>I</w:t>
-            </w:r>
-          </w:p>
-        </w:tc>
-        <w:tc>
-          <w:tcPr>
-            <w:tcW w:type="dxa" w:w="488"/>
-            <w:tcBorders>
-              <w:top w:val="single" w:sz="4" w:color="9FB3C8"/>
-              <w:left w:val="single" w:sz="4" w:color="9FB3C8"/>
-              <w:bottom w:val="single" w:sz="4" w:color="9FB3C8"/>
-              <w:right w:val="single" w:sz="4" w:color="9FB3C8"/>
-            </w:tcBorders>
-          </w:tcPr>
-          <w:p>
-            <w:pPr>
-              <w:spacing w:after="20"/>
-              <w:jc w:val="center"/>
-            </w:pPr>
-            <w:r>
-              <w:rPr>
-                <w:rFonts w:ascii="Arial" w:hAnsi="Arial" w:eastAsia="Arial"/>
-                <w:b/>
-                <w:i w:val="0"/>
-                <w:sz w:val="26"/>
-              </w:rPr>
-              <w:t>T</w:t>
-            </w:r>
-          </w:p>
-        </w:tc>
-        <w:tc>
-          <w:tcPr>
-            <w:tcW w:type="dxa" w:w="488"/>
-            <w:tcBorders>
-              <w:top w:val="single" w:sz="4" w:color="9FB3C8"/>
-              <w:left w:val="single" w:sz="4" w:color="9FB3C8"/>
-              <w:bottom w:val="single" w:sz="4" w:color="9FB3C8"/>
-              <w:right w:val="single" w:sz="4" w:color="9FB3C8"/>
-            </w:tcBorders>
-          </w:tcPr>
-          <w:p>
-            <w:pPr>
-              <w:spacing w:after="20"/>
-              <w:jc w:val="center"/>
-            </w:pPr>
-            <w:r>
-              <w:rPr>
-                <w:rFonts w:ascii="Arial" w:hAnsi="Arial" w:eastAsia="Arial"/>
-                <w:b/>
-                <w:i w:val="0"/>
-                <w:sz w:val="26"/>
-              </w:rPr>
-              <w:t>L</w:t>
-            </w:r>
-          </w:p>
-        </w:tc>
-        <w:tc>
-          <w:tcPr>
-            <w:tcW w:type="dxa" w:w="488"/>
-            <w:tcBorders>
-              <w:top w:val="single" w:sz="4" w:color="9FB3C8"/>
-              <w:left w:val="single" w:sz="4" w:color="9FB3C8"/>
-              <w:bottom w:val="single" w:sz="4" w:color="9FB3C8"/>
-              <w:right w:val="single" w:sz="4" w:color="9FB3C8"/>
-            </w:tcBorders>
-          </w:tcPr>
-          <w:p>
-            <w:pPr>
-              <w:spacing w:after="20"/>
-              <w:jc w:val="center"/>
-            </w:pPr>
-            <w:r>
-              <w:rPr>
-                <w:rFonts w:ascii="Arial" w:hAnsi="Arial" w:eastAsia="Arial"/>
-                <w:b/>
-                <w:i w:val="0"/>
-                <w:sz w:val="26"/>
-              </w:rPr>
-              <w:t>E</w:t>
-            </w:r>
-          </w:p>
-        </w:tc>
-        <w:tc>
-          <w:tcPr>
-            <w:tcW w:type="dxa" w:w="488"/>
-            <w:tcBorders>
-              <w:top w:val="single" w:sz="4" w:color="9FB3C8"/>
-              <w:left w:val="single" w:sz="4" w:color="9FB3C8"/>
-              <w:bottom w:val="single" w:sz="4" w:color="9FB3C8"/>
-              <w:right w:val="single" w:sz="4" w:color="9FB3C8"/>
-            </w:tcBorders>
-          </w:tcPr>
-          <w:p>
-            <w:pPr>
-              <w:spacing w:after="20"/>
-              <w:jc w:val="center"/>
-            </w:pPr>
-            <w:r>
-              <w:rPr>
-                <w:rFonts w:ascii="Arial" w:hAnsi="Arial" w:eastAsia="Arial"/>
-                <w:b/>
-                <w:i w:val="0"/>
-                <w:sz w:val="26"/>
-              </w:rPr>
-              <w:t>M</w:t>
-            </w:r>
-          </w:p>
-        </w:tc>
-        <w:tc>
-          <w:tcPr>
-            <w:tcW w:type="dxa" w:w="488"/>
-            <w:tcBorders>
-              <w:top w:val="single" w:sz="4" w:color="9FB3C8"/>
-              <w:left w:val="single" w:sz="4" w:color="9FB3C8"/>
-              <w:bottom w:val="single" w:sz="4" w:color="9FB3C8"/>
-              <w:right w:val="single" w:sz="4" w:color="9FB3C8"/>
-            </w:tcBorders>
-          </w:tcPr>
-          <w:p>
-            <w:pPr>
-              <w:spacing w:after="20"/>
-              <w:jc w:val="center"/>
-            </w:pPr>
-            <w:r>
-              <w:rPr>
-                <w:rFonts w:ascii="Arial" w:hAnsi="Arial" w:eastAsia="Arial"/>
-                <w:b/>
-                <w:i w:val="0"/>
-                <w:sz w:val="26"/>
-              </w:rPr>
-              <w:t>Q</w:t>
-            </w:r>
-          </w:p>
-        </w:tc>
-        <w:tc>
-          <w:tcPr>
-            <w:tcW w:type="dxa" w:w="488"/>
-            <w:tcBorders>
-              <w:top w:val="single" w:sz="4" w:color="9FB3C8"/>
-              <w:left w:val="single" w:sz="4" w:color="9FB3C8"/>
-              <w:bottom w:val="single" w:sz="4" w:color="9FB3C8"/>
-              <w:right w:val="single" w:sz="4" w:color="9FB3C8"/>
-            </w:tcBorders>
-          </w:tcPr>
-          <w:p>
-            <w:pPr>
-              <w:spacing w:after="20"/>
-              <w:jc w:val="center"/>
-            </w:pPr>
-            <w:r>
-              <w:rPr>
-                <w:rFonts w:ascii="Arial" w:hAnsi="Arial" w:eastAsia="Arial"/>
-                <w:b/>
-                <w:i w:val="0"/>
-                <w:sz w:val="26"/>
-              </w:rPr>
-              <w:t>B</w:t>
-            </w:r>
-          </w:p>
-        </w:tc>
-        <w:tc>
-          <w:tcPr>
-            <w:tcW w:type="dxa" w:w="488"/>
-            <w:tcBorders>
-              <w:top w:val="single" w:sz="4" w:color="9FB3C8"/>
-              <w:left w:val="single" w:sz="4" w:color="9FB3C8"/>
-              <w:bottom w:val="single" w:sz="4" w:color="9FB3C8"/>
-              <w:right w:val="single" w:sz="4" w:color="9FB3C8"/>
-            </w:tcBorders>
-          </w:tcPr>
-          <w:p>
-            <w:pPr>
-              <w:spacing w:after="20"/>
-              <w:jc w:val="center"/>
-            </w:pPr>
-            <w:r>
-              <w:rPr>
-                <w:rFonts w:ascii="Arial" w:hAnsi="Arial" w:eastAsia="Arial"/>
-                <w:b/>
-                <w:i w:val="0"/>
-                <w:sz w:val="26"/>
-              </w:rPr>
-              <w:t>T</w:t>
-            </w:r>
-          </w:p>
-        </w:tc>
-        <w:tc>
-          <w:tcPr>
-            <w:tcW w:type="dxa" w:w="488"/>
-            <w:tcBorders>
-              <w:top w:val="single" w:sz="4" w:color="9FB3C8"/>
-              <w:left w:val="single" w:sz="4" w:color="9FB3C8"/>
-              <w:bottom w:val="single" w:sz="4" w:color="9FB3C8"/>
-              <w:right w:val="single" w:sz="4" w:color="9FB3C8"/>
-            </w:tcBorders>
-          </w:tcPr>
-          <w:p>
-            <w:pPr>
-              <w:spacing w:after="20"/>
-              <w:jc w:val="center"/>
-            </w:pPr>
-            <w:r>
-              <w:rPr>
-                <w:rFonts w:ascii="Arial" w:hAnsi="Arial" w:eastAsia="Arial"/>
-                <w:b/>
-                <w:i w:val="0"/>
-                <w:sz w:val="26"/>
-              </w:rPr>
-              <w:t>A</w:t>
-            </w:r>
-          </w:p>
-        </w:tc>
-        <w:tc>
-          <w:tcPr>
-            <w:tcW w:type="dxa" w:w="488"/>
-            <w:tcBorders>
-              <w:top w:val="single" w:sz="4" w:color="9FB3C8"/>
-              <w:left w:val="single" w:sz="4" w:color="9FB3C8"/>
-              <w:bottom w:val="single" w:sz="4" w:color="9FB3C8"/>
-              <w:right w:val="single" w:sz="4" w:color="9FB3C8"/>
-            </w:tcBorders>
-          </w:tcPr>
-          <w:p>
-            <w:pPr>
-              <w:spacing w:after="20"/>
-              <w:jc w:val="center"/>
-            </w:pPr>
-            <w:r>
-              <w:rPr>
-                <w:rFonts w:ascii="Arial" w:hAnsi="Arial" w:eastAsia="Arial"/>
-                <w:b/>
-                <w:i w:val="0"/>
-                <w:sz w:val="26"/>
-              </w:rPr>
-              <w:t>K</w:t>
-            </w:r>
-          </w:p>
-        </w:tc>
-      </w:tr>
-      <w:tr>
-        <w:trPr>
-          <w:trHeight w:val="488"/>
-        </w:trPr>
-        <w:tc>
-          <w:tcPr>
-            <w:tcW w:type="dxa" w:w="488"/>
-            <w:tcBorders>
-              <w:top w:val="single" w:sz="4" w:color="9FB3C8"/>
-              <w:left w:val="single" w:sz="4" w:color="9FB3C8"/>
-              <w:bottom w:val="single" w:sz="4" w:color="9FB3C8"/>
-              <w:right w:val="single" w:sz="4" w:color="9FB3C8"/>
-            </w:tcBorders>
-          </w:tcPr>
-          <w:p>
-            <w:pPr>
-              <w:spacing w:after="20"/>
-              <w:jc w:val="center"/>
-            </w:pPr>
-            <w:r>
-              <w:rPr>
-                <w:rFonts w:ascii="Arial" w:hAnsi="Arial" w:eastAsia="Arial"/>
-                <w:b/>
-                <w:i w:val="0"/>
-                <w:sz w:val="26"/>
-              </w:rPr>
-              <w:t>K</w:t>
-            </w:r>
-          </w:p>
-        </w:tc>
-        <w:tc>
-          <w:tcPr>
-            <w:tcW w:type="dxa" w:w="488"/>
-            <w:tcBorders>
-              <w:top w:val="single" w:sz="4" w:color="9FB3C8"/>
-              <w:left w:val="single" w:sz="4" w:color="9FB3C8"/>
-              <w:bottom w:val="single" w:sz="4" w:color="9FB3C8"/>
-              <w:right w:val="single" w:sz="4" w:color="9FB3C8"/>
-            </w:tcBorders>
-          </w:tcPr>
-          <w:p>
-            <w:pPr>
-              <w:spacing w:after="20"/>
-              <w:jc w:val="center"/>
-            </w:pPr>
-            <w:r>
-              <w:rPr>
-                <w:rFonts w:ascii="Arial" w:hAnsi="Arial" w:eastAsia="Arial"/>
-                <w:b/>
-                <w:i w:val="0"/>
-                <w:sz w:val="26"/>
-              </w:rPr>
-              <w:t>S</w:t>
-            </w:r>
-          </w:p>
-        </w:tc>
-        <w:tc>
-          <w:tcPr>
-            <w:tcW w:type="dxa" w:w="488"/>
-            <w:tcBorders>
-              <w:top w:val="single" w:sz="4" w:color="9FB3C8"/>
-              <w:left w:val="single" w:sz="4" w:color="9FB3C8"/>
-              <w:bottom w:val="single" w:sz="4" w:color="9FB3C8"/>
-              <w:right w:val="single" w:sz="4" w:color="9FB3C8"/>
-            </w:tcBorders>
-          </w:tcPr>
-          <w:p>
-            <w:pPr>
-              <w:spacing w:after="20"/>
-              <w:jc w:val="center"/>
-            </w:pPr>
-            <w:r>
-              <w:rPr>
-                <w:rFonts w:ascii="Arial" w:hAnsi="Arial" w:eastAsia="Arial"/>
-                <w:b/>
-                <w:i w:val="0"/>
-                <w:sz w:val="26"/>
-              </w:rPr>
-              <w:t>T</w:t>
-            </w:r>
-          </w:p>
-        </w:tc>
-        <w:tc>
-          <w:tcPr>
-            <w:tcW w:type="dxa" w:w="488"/>
-            <w:tcBorders>
-              <w:top w:val="single" w:sz="4" w:color="9FB3C8"/>
-              <w:left w:val="single" w:sz="4" w:color="9FB3C8"/>
-              <w:bottom w:val="single" w:sz="4" w:color="9FB3C8"/>
-              <w:right w:val="single" w:sz="4" w:color="9FB3C8"/>
-            </w:tcBorders>
-          </w:tcPr>
-          <w:p>
-            <w:pPr>
-              <w:spacing w:after="20"/>
-              <w:jc w:val="center"/>
-            </w:pPr>
-            <w:r>
-              <w:rPr>
-                <w:rFonts w:ascii="Arial" w:hAnsi="Arial" w:eastAsia="Arial"/>
-                <w:b/>
-                <w:i w:val="0"/>
-                <w:sz w:val="26"/>
-              </w:rPr>
-              <w:t>I</w:t>
-            </w:r>
-          </w:p>
-        </w:tc>
-        <w:tc>
-          <w:tcPr>
-            <w:tcW w:type="dxa" w:w="488"/>
-            <w:tcBorders>
-              <w:top w:val="single" w:sz="4" w:color="9FB3C8"/>
-              <w:left w:val="single" w:sz="4" w:color="9FB3C8"/>
-              <w:bottom w:val="single" w:sz="4" w:color="9FB3C8"/>
-              <w:right w:val="single" w:sz="4" w:color="9FB3C8"/>
-            </w:tcBorders>
-          </w:tcPr>
-          <w:p>
-            <w:pPr>
-              <w:spacing w:after="20"/>
-              <w:jc w:val="center"/>
-            </w:pPr>
-            <w:r>
-              <w:rPr>
-                <w:rFonts w:ascii="Arial" w:hAnsi="Arial" w:eastAsia="Arial"/>
-                <w:b/>
-                <w:i w:val="0"/>
-                <w:sz w:val="26"/>
-              </w:rPr>
-              <w:t>T</w:t>
-            </w:r>
-          </w:p>
-        </w:tc>
-        <w:tc>
-          <w:tcPr>
-            <w:tcW w:type="dxa" w:w="488"/>
-            <w:tcBorders>
-              <w:top w:val="single" w:sz="4" w:color="9FB3C8"/>
-              <w:left w:val="single" w:sz="4" w:color="9FB3C8"/>
-              <w:bottom w:val="single" w:sz="4" w:color="9FB3C8"/>
-              <w:right w:val="single" w:sz="4" w:color="9FB3C8"/>
-            </w:tcBorders>
-          </w:tcPr>
-          <w:p>
-            <w:pPr>
-              <w:spacing w:after="20"/>
-              <w:jc w:val="center"/>
-            </w:pPr>
-            <w:r>
-              <w:rPr>
-                <w:rFonts w:ascii="Arial" w:hAnsi="Arial" w:eastAsia="Arial"/>
-                <w:b/>
-                <w:i w:val="0"/>
-                <w:sz w:val="26"/>
-              </w:rPr>
-              <w:t>R</w:t>
-            </w:r>
-          </w:p>
-        </w:tc>
-        <w:tc>
-          <w:tcPr>
-            <w:tcW w:type="dxa" w:w="488"/>
-            <w:tcBorders>
-              <w:top w:val="single" w:sz="4" w:color="9FB3C8"/>
-              <w:left w:val="single" w:sz="4" w:color="9FB3C8"/>
-              <w:bottom w:val="single" w:sz="4" w:color="9FB3C8"/>
-              <w:right w:val="single" w:sz="4" w:color="9FB3C8"/>
-            </w:tcBorders>
-          </w:tcPr>
-          <w:p>
-            <w:pPr>
-              <w:spacing w:after="20"/>
-              <w:jc w:val="center"/>
-            </w:pPr>
-            <w:r>
-              <w:rPr>
-                <w:rFonts w:ascii="Arial" w:hAnsi="Arial" w:eastAsia="Arial"/>
-                <w:b/>
-                <w:i w:val="0"/>
-                <w:sz w:val="26"/>
-              </w:rPr>
-              <w:t>L</w:t>
-            </w:r>
-          </w:p>
-        </w:tc>
-        <w:tc>
-          <w:tcPr>
-            <w:tcW w:type="dxa" w:w="488"/>
-            <w:tcBorders>
-              <w:top w:val="single" w:sz="4" w:color="9FB3C8"/>
-              <w:left w:val="single" w:sz="4" w:color="9FB3C8"/>
-              <w:bottom w:val="single" w:sz="4" w:color="9FB3C8"/>
-              <w:right w:val="single" w:sz="4" w:color="9FB3C8"/>
-            </w:tcBorders>
-          </w:tcPr>
-          <w:p>
-            <w:pPr>
-              <w:spacing w:after="20"/>
-              <w:jc w:val="center"/>
-            </w:pPr>
-            <w:r>
-              <w:rPr>
-                <w:rFonts w:ascii="Arial" w:hAnsi="Arial" w:eastAsia="Arial"/>
-                <w:b/>
-                <w:i w:val="0"/>
-                <w:sz w:val="26"/>
-              </w:rPr>
-              <w:t>A</w:t>
-            </w:r>
-          </w:p>
-        </w:tc>
-        <w:tc>
-          <w:tcPr>
-            <w:tcW w:type="dxa" w:w="488"/>
-            <w:tcBorders>
-              <w:top w:val="single" w:sz="4" w:color="9FB3C8"/>
-              <w:left w:val="single" w:sz="4" w:color="9FB3C8"/>
-              <w:bottom w:val="single" w:sz="4" w:color="9FB3C8"/>
-              <w:right w:val="single" w:sz="4" w:color="9FB3C8"/>
-            </w:tcBorders>
-          </w:tcPr>
-          <w:p>
-            <w:pPr>
-              <w:spacing w:after="20"/>
-              <w:jc w:val="center"/>
-            </w:pPr>
-            <w:r>
-              <w:rPr>
-                <w:rFonts w:ascii="Arial" w:hAnsi="Arial" w:eastAsia="Arial"/>
-                <w:b/>
-                <w:i w:val="0"/>
-                <w:sz w:val="26"/>
-              </w:rPr>
-              <w:t>A</w:t>
-            </w:r>
-          </w:p>
-        </w:tc>
-        <w:tc>
-          <w:tcPr>
-            <w:tcW w:type="dxa" w:w="488"/>
-            <w:tcBorders>
-              <w:top w:val="single" w:sz="4" w:color="9FB3C8"/>
-              <w:left w:val="single" w:sz="4" w:color="9FB3C8"/>
-              <w:bottom w:val="single" w:sz="4" w:color="9FB3C8"/>
-              <w:right w:val="single" w:sz="4" w:color="9FB3C8"/>
-            </w:tcBorders>
-          </w:tcPr>
-          <w:p>
-            <w:pPr>
-              <w:spacing w:after="20"/>
-              <w:jc w:val="center"/>
-            </w:pPr>
-            <w:r>
-              <w:rPr>
-                <w:rFonts w:ascii="Arial" w:hAnsi="Arial" w:eastAsia="Arial"/>
-                <w:b/>
-                <w:i w:val="0"/>
-                <w:sz w:val="26"/>
-              </w:rPr>
-              <w:t>O</w:t>
-            </w:r>
-          </w:p>
-        </w:tc>
-        <w:tc>
-          <w:tcPr>
-            <w:tcW w:type="dxa" w:w="488"/>
-            <w:tcBorders>
-              <w:top w:val="single" w:sz="4" w:color="9FB3C8"/>
-              <w:left w:val="single" w:sz="4" w:color="9FB3C8"/>
-              <w:bottom w:val="single" w:sz="4" w:color="9FB3C8"/>
-              <w:right w:val="single" w:sz="4" w:color="9FB3C8"/>
-            </w:tcBorders>
-          </w:tcPr>
-          <w:p>
-            <w:pPr>
-              <w:spacing w:after="20"/>
-              <w:jc w:val="center"/>
-            </w:pPr>
-            <w:r>
-              <w:rPr>
-                <w:rFonts w:ascii="Arial" w:hAnsi="Arial" w:eastAsia="Arial"/>
-                <w:b/>
-                <w:i w:val="0"/>
-                <w:sz w:val="26"/>
-              </w:rPr>
-              <w:t>O</w:t>
-            </w:r>
-          </w:p>
-        </w:tc>
-        <w:tc>
-          <w:tcPr>
-            <w:tcW w:type="dxa" w:w="488"/>
-            <w:tcBorders>
-              <w:top w:val="single" w:sz="4" w:color="9FB3C8"/>
-              <w:left w:val="single" w:sz="4" w:color="9FB3C8"/>
-              <w:bottom w:val="single" w:sz="4" w:color="9FB3C8"/>
-              <w:right w:val="single" w:sz="4" w:color="9FB3C8"/>
-            </w:tcBorders>
-          </w:tcPr>
-          <w:p>
-            <w:pPr>
-              <w:spacing w:after="20"/>
-              <w:jc w:val="center"/>
-            </w:pPr>
-            <w:r>
-              <w:rPr>
-                <w:rFonts w:ascii="Arial" w:hAnsi="Arial" w:eastAsia="Arial"/>
-                <w:b/>
-                <w:i w:val="0"/>
-                <w:sz w:val="26"/>
-              </w:rPr>
-              <w:t>C</w:t>
-            </w:r>
-          </w:p>
-        </w:tc>
-      </w:tr>
-      <w:tr>
-        <w:trPr>
-          <w:trHeight w:val="488"/>
-        </w:trPr>
-        <w:tc>
-          <w:tcPr>
-            <w:tcW w:type="dxa" w:w="488"/>
-            <w:tcBorders>
-              <w:top w:val="single" w:sz="4" w:color="9FB3C8"/>
-              <w:left w:val="single" w:sz="4" w:color="9FB3C8"/>
-              <w:bottom w:val="single" w:sz="4" w:color="9FB3C8"/>
-              <w:right w:val="single" w:sz="4" w:color="9FB3C8"/>
-            </w:tcBorders>
-          </w:tcPr>
-          <w:p>
-            <w:pPr>
-              <w:spacing w:after="20"/>
-              <w:jc w:val="center"/>
-            </w:pPr>
-            <w:r>
-              <w:rPr>
-                <w:rFonts w:ascii="Arial" w:hAnsi="Arial" w:eastAsia="Arial"/>
-                <w:b/>
-                <w:i w:val="0"/>
-                <w:sz w:val="26"/>
-              </w:rPr>
-              <w:t>X</w:t>
-            </w:r>
-          </w:p>
-        </w:tc>
-        <w:tc>
-          <w:tcPr>
-            <w:tcW w:type="dxa" w:w="488"/>
-            <w:tcBorders>
-              <w:top w:val="single" w:sz="4" w:color="9FB3C8"/>
-              <w:left w:val="single" w:sz="4" w:color="9FB3C8"/>
-              <w:bottom w:val="single" w:sz="4" w:color="9FB3C8"/>
-              <w:right w:val="single" w:sz="4" w:color="9FB3C8"/>
-            </w:tcBorders>
-          </w:tcPr>
-          <w:p>
-            <w:pPr>
-              <w:spacing w:after="20"/>
-              <w:jc w:val="center"/>
-            </w:pPr>
-            <w:r>
-              <w:rPr>
-                <w:rFonts w:ascii="Arial" w:hAnsi="Arial" w:eastAsia="Arial"/>
-                <w:b/>
-                <w:i w:val="0"/>
-                <w:sz w:val="26"/>
-              </w:rPr>
-              <w:t>L</w:t>
-            </w:r>
-          </w:p>
-        </w:tc>
-        <w:tc>
-          <w:tcPr>
-            <w:tcW w:type="dxa" w:w="488"/>
-            <w:tcBorders>
-              <w:top w:val="single" w:sz="4" w:color="9FB3C8"/>
-              <w:left w:val="single" w:sz="4" w:color="9FB3C8"/>
-              <w:bottom w:val="single" w:sz="4" w:color="9FB3C8"/>
-              <w:right w:val="single" w:sz="4" w:color="9FB3C8"/>
-            </w:tcBorders>
-          </w:tcPr>
-          <w:p>
-            <w:pPr>
-              <w:spacing w:after="20"/>
-              <w:jc w:val="center"/>
-            </w:pPr>
-            <w:r>
-              <w:rPr>
-                <w:rFonts w:ascii="Arial" w:hAnsi="Arial" w:eastAsia="Arial"/>
-                <w:b/>
-                <w:i w:val="0"/>
-                <w:sz w:val="26"/>
-              </w:rPr>
-              <w:t>A</w:t>
-            </w:r>
-          </w:p>
-        </w:tc>
-        <w:tc>
-          <w:tcPr>
-            <w:tcW w:type="dxa" w:w="488"/>
-            <w:tcBorders>
-              <w:top w:val="single" w:sz="4" w:color="9FB3C8"/>
-              <w:left w:val="single" w:sz="4" w:color="9FB3C8"/>
-              <w:bottom w:val="single" w:sz="4" w:color="9FB3C8"/>
-              <w:right w:val="single" w:sz="4" w:color="9FB3C8"/>
-            </w:tcBorders>
-          </w:tcPr>
-          <w:p>
-            <w:pPr>
-              <w:spacing w:after="20"/>
-              <w:jc w:val="center"/>
-            </w:pPr>
-            <w:r>
-              <w:rPr>
-                <w:rFonts w:ascii="Arial" w:hAnsi="Arial" w:eastAsia="Arial"/>
-                <w:b/>
-                <w:i w:val="0"/>
-                <w:sz w:val="26"/>
-              </w:rPr>
-              <w:t>C</w:t>
-            </w:r>
-          </w:p>
-        </w:tc>
-        <w:tc>
-          <w:tcPr>
-            <w:tcW w:type="dxa" w:w="488"/>
-            <w:tcBorders>
-              <w:top w:val="single" w:sz="4" w:color="9FB3C8"/>
-              <w:left w:val="single" w:sz="4" w:color="9FB3C8"/>
-              <w:bottom w:val="single" w:sz="4" w:color="9FB3C8"/>
-              <w:right w:val="single" w:sz="4" w:color="9FB3C8"/>
-            </w:tcBorders>
-          </w:tcPr>
-          <w:p>
-            <w:pPr>
-              <w:spacing w:after="20"/>
-              <w:jc w:val="center"/>
-            </w:pPr>
-            <w:r>
-              <w:rPr>
-                <w:rFonts w:ascii="Arial" w:hAnsi="Arial" w:eastAsia="Arial"/>
-                <w:b/>
-                <w:i w:val="0"/>
-                <w:sz w:val="26"/>
-              </w:rPr>
-              <w:t>T</w:t>
-            </w:r>
-          </w:p>
-        </w:tc>
-        <w:tc>
-          <w:tcPr>
-            <w:tcW w:type="dxa" w:w="488"/>
-            <w:tcBorders>
-              <w:top w:val="single" w:sz="4" w:color="9FB3C8"/>
-              <w:left w:val="single" w:sz="4" w:color="9FB3C8"/>
-              <w:bottom w:val="single" w:sz="4" w:color="9FB3C8"/>
-              <w:right w:val="single" w:sz="4" w:color="9FB3C8"/>
-            </w:tcBorders>
-          </w:tcPr>
-          <w:p>
-            <w:pPr>
-              <w:spacing w:after="20"/>
-              <w:jc w:val="center"/>
-            </w:pPr>
-            <w:r>
-              <w:rPr>
-                <w:rFonts w:ascii="Arial" w:hAnsi="Arial" w:eastAsia="Arial"/>
-                <w:b/>
-                <w:i w:val="0"/>
-                <w:sz w:val="26"/>
-              </w:rPr>
-              <w:t>O</w:t>
-            </w:r>
-          </w:p>
-        </w:tc>
-        <w:tc>
-          <w:tcPr>
-            <w:tcW w:type="dxa" w:w="488"/>
-            <w:tcBorders>
-              <w:top w:val="single" w:sz="4" w:color="9FB3C8"/>
-              <w:left w:val="single" w:sz="4" w:color="9FB3C8"/>
-              <w:bottom w:val="single" w:sz="4" w:color="9FB3C8"/>
-              <w:right w:val="single" w:sz="4" w:color="9FB3C8"/>
-            </w:tcBorders>
-          </w:tcPr>
-          <w:p>
-            <w:pPr>
-              <w:spacing w:after="20"/>
-              <w:jc w:val="center"/>
-            </w:pPr>
-            <w:r>
-              <w:rPr>
-                <w:rFonts w:ascii="Arial" w:hAnsi="Arial" w:eastAsia="Arial"/>
-                <w:b/>
-                <w:i w:val="0"/>
-                <w:sz w:val="26"/>
-              </w:rPr>
-              <w:t>H</w:t>
-            </w:r>
-          </w:p>
-        </w:tc>
-        <w:tc>
-          <w:tcPr>
-            <w:tcW w:type="dxa" w:w="488"/>
-            <w:tcBorders>
-              <w:top w:val="single" w:sz="4" w:color="9FB3C8"/>
-              <w:left w:val="single" w:sz="4" w:color="9FB3C8"/>
-              <w:bottom w:val="single" w:sz="4" w:color="9FB3C8"/>
-              <w:right w:val="single" w:sz="4" w:color="9FB3C8"/>
-            </w:tcBorders>
-          </w:tcPr>
-          <w:p>
-            <w:pPr>
-              <w:spacing w:after="20"/>
-              <w:jc w:val="center"/>
-            </w:pPr>
-            <w:r>
-              <w:rPr>
-                <w:rFonts w:ascii="Arial" w:hAnsi="Arial" w:eastAsia="Arial"/>
-                <w:b/>
-                <w:i w:val="0"/>
-                <w:sz w:val="26"/>
-              </w:rPr>
-              <w:t>H</w:t>
-            </w:r>
-          </w:p>
-        </w:tc>
-        <w:tc>
-          <w:tcPr>
-            <w:tcW w:type="dxa" w:w="488"/>
-            <w:tcBorders>
-              <w:top w:val="single" w:sz="4" w:color="9FB3C8"/>
-              <w:left w:val="single" w:sz="4" w:color="9FB3C8"/>
-              <w:bottom w:val="single" w:sz="4" w:color="9FB3C8"/>
-              <w:right w:val="single" w:sz="4" w:color="9FB3C8"/>
-            </w:tcBorders>
-          </w:tcPr>
-          <w:p>
-            <w:pPr>
-              <w:spacing w:after="20"/>
-              <w:jc w:val="center"/>
-            </w:pPr>
-            <w:r>
-              <w:rPr>
-                <w:rFonts w:ascii="Arial" w:hAnsi="Arial" w:eastAsia="Arial"/>
-                <w:b/>
-                <w:i w:val="0"/>
-                <w:sz w:val="26"/>
-              </w:rPr>
-              <w:t>L</w:t>
-            </w:r>
-          </w:p>
-        </w:tc>
-        <w:tc>
-          <w:tcPr>
-            <w:tcW w:type="dxa" w:w="488"/>
-            <w:tcBorders>
-              <w:top w:val="single" w:sz="4" w:color="9FB3C8"/>
-              <w:left w:val="single" w:sz="4" w:color="9FB3C8"/>
-              <w:bottom w:val="single" w:sz="4" w:color="9FB3C8"/>
-              <w:right w:val="single" w:sz="4" w:color="9FB3C8"/>
-            </w:tcBorders>
-          </w:tcPr>
-          <w:p>
-            <w:pPr>
-              <w:spacing w:after="20"/>
-              <w:jc w:val="center"/>
-            </w:pPr>
-            <w:r>
-              <w:rPr>
-                <w:rFonts w:ascii="Arial" w:hAnsi="Arial" w:eastAsia="Arial"/>
-                <w:b/>
-                <w:i w:val="0"/>
-                <w:sz w:val="26"/>
-              </w:rPr>
-              <w:t>N</w:t>
-            </w:r>
-          </w:p>
-        </w:tc>
-        <w:tc>
-          <w:tcPr>
-            <w:tcW w:type="dxa" w:w="488"/>
-            <w:tcBorders>
-              <w:top w:val="single" w:sz="4" w:color="9FB3C8"/>
-              <w:left w:val="single" w:sz="4" w:color="9FB3C8"/>
-              <w:bottom w:val="single" w:sz="4" w:color="9FB3C8"/>
-              <w:right w:val="single" w:sz="4" w:color="9FB3C8"/>
-            </w:tcBorders>
-          </w:tcPr>
-          <w:p>
-            <w:pPr>
-              <w:spacing w:after="20"/>
-              <w:jc w:val="center"/>
-            </w:pPr>
-            <w:r>
-              <w:rPr>
-                <w:rFonts w:ascii="Arial" w:hAnsi="Arial" w:eastAsia="Arial"/>
-                <w:b/>
-                <w:i w:val="0"/>
-                <w:sz w:val="26"/>
-              </w:rPr>
-              <w:t>B</w:t>
-            </w:r>
-          </w:p>
-        </w:tc>
-        <w:tc>
-          <w:tcPr>
-            <w:tcW w:type="dxa" w:w="488"/>
-            <w:tcBorders>
-              <w:top w:val="single" w:sz="4" w:color="9FB3C8"/>
-              <w:left w:val="single" w:sz="4" w:color="9FB3C8"/>
-              <w:bottom w:val="single" w:sz="4" w:color="9FB3C8"/>
-              <w:right w:val="single" w:sz="4" w:color="9FB3C8"/>
-            </w:tcBorders>
-          </w:tcPr>
-          <w:p>
-            <w:pPr>
-              <w:spacing w:after="20"/>
-              <w:jc w:val="center"/>
-            </w:pPr>
-            <w:r>
-              <w:rPr>
-                <w:rFonts w:ascii="Arial" w:hAnsi="Arial" w:eastAsia="Arial"/>
-                <w:b/>
-                <w:i w:val="0"/>
-                <w:sz w:val="26"/>
-              </w:rPr>
-              <w:t>R</w:t>
-            </w:r>
-          </w:p>
-        </w:tc>
-      </w:tr>
-      <w:tr>
-        <w:trPr>
-          <w:trHeight w:val="488"/>
-        </w:trPr>
-        <w:tc>
-          <w:tcPr>
-            <w:tcW w:type="dxa" w:w="488"/>
-            <w:tcBorders>
-              <w:top w:val="single" w:sz="4" w:color="9FB3C8"/>
-              <w:left w:val="single" w:sz="4" w:color="9FB3C8"/>
-              <w:bottom w:val="single" w:sz="4" w:color="9FB3C8"/>
-              <w:right w:val="single" w:sz="4" w:color="9FB3C8"/>
-            </w:tcBorders>
-          </w:tcPr>
-          <w:p>
-            <w:pPr>
-              <w:spacing w:after="20"/>
-              <w:jc w:val="center"/>
-            </w:pPr>
-            <w:r>
-              <w:rPr>
-                <w:rFonts w:ascii="Arial" w:hAnsi="Arial" w:eastAsia="Arial"/>
-                <w:b/>
-                <w:i w:val="0"/>
-                <w:sz w:val="26"/>
-              </w:rPr>
-              <w:t>I</w:t>
-            </w:r>
-          </w:p>
-        </w:tc>
-        <w:tc>
-          <w:tcPr>
-            <w:tcW w:type="dxa" w:w="488"/>
-            <w:tcBorders>
-              <w:top w:val="single" w:sz="4" w:color="9FB3C8"/>
-              <w:left w:val="single" w:sz="4" w:color="9FB3C8"/>
-              <w:bottom w:val="single" w:sz="4" w:color="9FB3C8"/>
-              <w:right w:val="single" w:sz="4" w:color="9FB3C8"/>
-            </w:tcBorders>
-          </w:tcPr>
-          <w:p>
-            <w:pPr>
-              <w:spacing w:after="20"/>
-              <w:jc w:val="center"/>
-            </w:pPr>
-            <w:r>
-              <w:rPr>
-                <w:rFonts w:ascii="Arial" w:hAnsi="Arial" w:eastAsia="Arial"/>
-                <w:b/>
-                <w:i w:val="0"/>
-                <w:sz w:val="26"/>
-              </w:rPr>
-              <w:t>F</w:t>
-            </w:r>
-          </w:p>
-        </w:tc>
-        <w:tc>
-          <w:tcPr>
-            <w:tcW w:type="dxa" w:w="488"/>
-            <w:tcBorders>
-              <w:top w:val="single" w:sz="4" w:color="9FB3C8"/>
-              <w:left w:val="single" w:sz="4" w:color="9FB3C8"/>
-              <w:bottom w:val="single" w:sz="4" w:color="9FB3C8"/>
-              <w:right w:val="single" w:sz="4" w:color="9FB3C8"/>
-            </w:tcBorders>
-          </w:tcPr>
-          <w:p>
-            <w:pPr>
-              <w:spacing w:after="20"/>
-              <w:jc w:val="center"/>
-            </w:pPr>
-            <w:r>
-              <w:rPr>
-                <w:rFonts w:ascii="Arial" w:hAnsi="Arial" w:eastAsia="Arial"/>
-                <w:b/>
-                <w:i w:val="0"/>
-                <w:sz w:val="26"/>
-              </w:rPr>
-              <w:t>R</w:t>
-            </w:r>
-          </w:p>
-        </w:tc>
-        <w:tc>
-          <w:tcPr>
-            <w:tcW w:type="dxa" w:w="488"/>
-            <w:tcBorders>
-              <w:top w:val="single" w:sz="4" w:color="9FB3C8"/>
-              <w:left w:val="single" w:sz="4" w:color="9FB3C8"/>
-              <w:bottom w:val="single" w:sz="4" w:color="9FB3C8"/>
-              <w:right w:val="single" w:sz="4" w:color="9FB3C8"/>
-            </w:tcBorders>
-          </w:tcPr>
-          <w:p>
-            <w:pPr>
-              <w:spacing w:after="20"/>
-              <w:jc w:val="center"/>
-            </w:pPr>
-            <w:r>
-              <w:rPr>
-                <w:rFonts w:ascii="Arial" w:hAnsi="Arial" w:eastAsia="Arial"/>
-                <w:b/>
-                <w:i w:val="0"/>
-                <w:sz w:val="26"/>
-              </w:rPr>
-              <w:t>S</w:t>
-            </w:r>
-          </w:p>
-        </w:tc>
-        <w:tc>
-          <w:tcPr>
-            <w:tcW w:type="dxa" w:w="488"/>
-            <w:tcBorders>
-              <w:top w:val="single" w:sz="4" w:color="9FB3C8"/>
-              <w:left w:val="single" w:sz="4" w:color="9FB3C8"/>
-              <w:bottom w:val="single" w:sz="4" w:color="9FB3C8"/>
-              <w:right w:val="single" w:sz="4" w:color="9FB3C8"/>
-            </w:tcBorders>
-          </w:tcPr>
-          <w:p>
-            <w:pPr>
-              <w:spacing w:after="20"/>
-              <w:jc w:val="center"/>
-            </w:pPr>
-            <w:r>
-              <w:rPr>
-                <w:rFonts w:ascii="Arial" w:hAnsi="Arial" w:eastAsia="Arial"/>
-                <w:b/>
-                <w:i w:val="0"/>
-                <w:sz w:val="26"/>
-              </w:rPr>
-              <w:t>Q</w:t>
-            </w:r>
-          </w:p>
-        </w:tc>
-        <w:tc>
-          <w:tcPr>
-            <w:tcW w:type="dxa" w:w="488"/>
-            <w:tcBorders>
-              <w:top w:val="single" w:sz="4" w:color="9FB3C8"/>
-              <w:left w:val="single" w:sz="4" w:color="9FB3C8"/>
-              <w:bottom w:val="single" w:sz="4" w:color="9FB3C8"/>
-              <w:right w:val="single" w:sz="4" w:color="9FB3C8"/>
-            </w:tcBorders>
-          </w:tcPr>
-          <w:p>
-            <w:pPr>
-              <w:spacing w:after="20"/>
-              <w:jc w:val="center"/>
-            </w:pPr>
-            <w:r>
-              <w:rPr>
-                <w:rFonts w:ascii="Arial" w:hAnsi="Arial" w:eastAsia="Arial"/>
-                <w:b/>
-                <w:i w:val="0"/>
-                <w:sz w:val="26"/>
-              </w:rPr>
-              <w:t>L</w:t>
-            </w:r>
-          </w:p>
-        </w:tc>
-        <w:tc>
-          <w:tcPr>
-            <w:tcW w:type="dxa" w:w="488"/>
-            <w:tcBorders>
-              <w:top w:val="single" w:sz="4" w:color="9FB3C8"/>
-              <w:left w:val="single" w:sz="4" w:color="9FB3C8"/>
-              <w:bottom w:val="single" w:sz="4" w:color="9FB3C8"/>
-              <w:right w:val="single" w:sz="4" w:color="9FB3C8"/>
-            </w:tcBorders>
-          </w:tcPr>
-          <w:p>
-            <w:pPr>
-              <w:spacing w:after="20"/>
-              <w:jc w:val="center"/>
-            </w:pPr>
-            <w:r>
-              <w:rPr>
-                <w:rFonts w:ascii="Arial" w:hAnsi="Arial" w:eastAsia="Arial"/>
-                <w:b/>
-                <w:i w:val="0"/>
-                <w:sz w:val="26"/>
-              </w:rPr>
-              <w:t>R</w:t>
-            </w:r>
-          </w:p>
-        </w:tc>
-        <w:tc>
-          <w:tcPr>
-            <w:tcW w:type="dxa" w:w="488"/>
-            <w:tcBorders>
-              <w:top w:val="single" w:sz="4" w:color="9FB3C8"/>
-              <w:left w:val="single" w:sz="4" w:color="9FB3C8"/>
-              <w:bottom w:val="single" w:sz="4" w:color="9FB3C8"/>
-              <w:right w:val="single" w:sz="4" w:color="9FB3C8"/>
-            </w:tcBorders>
-          </w:tcPr>
-          <w:p>
-            <w:pPr>
-              <w:spacing w:after="20"/>
-              <w:jc w:val="center"/>
-            </w:pPr>
-            <w:r>
-              <w:rPr>
-                <w:rFonts w:ascii="Arial" w:hAnsi="Arial" w:eastAsia="Arial"/>
-                <w:b/>
-                <w:i w:val="0"/>
-                <w:sz w:val="26"/>
-              </w:rPr>
-              <w:t>B</w:t>
-            </w:r>
-          </w:p>
-        </w:tc>
-        <w:tc>
-          <w:tcPr>
-            <w:tcW w:type="dxa" w:w="488"/>
-            <w:tcBorders>
-              <w:top w:val="single" w:sz="4" w:color="9FB3C8"/>
-              <w:left w:val="single" w:sz="4" w:color="9FB3C8"/>
-              <w:bottom w:val="single" w:sz="4" w:color="9FB3C8"/>
-              <w:right w:val="single" w:sz="4" w:color="9FB3C8"/>
-            </w:tcBorders>
-          </w:tcPr>
-          <w:p>
-            <w:pPr>
-              <w:spacing w:after="20"/>
-              <w:jc w:val="center"/>
-            </w:pPr>
-            <w:r>
-              <w:rPr>
-                <w:rFonts w:ascii="Arial" w:hAnsi="Arial" w:eastAsia="Arial"/>
-                <w:b/>
-                <w:i w:val="0"/>
-                <w:sz w:val="26"/>
-              </w:rPr>
-              <w:t>L</w:t>
-            </w:r>
-          </w:p>
-        </w:tc>
-        <w:tc>
-          <w:tcPr>
-            <w:tcW w:type="dxa" w:w="488"/>
-            <w:tcBorders>
-              <w:top w:val="single" w:sz="4" w:color="9FB3C8"/>
-              <w:left w:val="single" w:sz="4" w:color="9FB3C8"/>
-              <w:bottom w:val="single" w:sz="4" w:color="9FB3C8"/>
-              <w:right w:val="single" w:sz="4" w:color="9FB3C8"/>
-            </w:tcBorders>
-          </w:tcPr>
-          <w:p>
-            <w:pPr>
-              <w:spacing w:after="20"/>
-              <w:jc w:val="center"/>
-            </w:pPr>
-            <w:r>
-              <w:rPr>
-                <w:rFonts w:ascii="Arial" w:hAnsi="Arial" w:eastAsia="Arial"/>
-                <w:b/>
-                <w:i w:val="0"/>
-                <w:sz w:val="26"/>
-              </w:rPr>
-              <w:t>O</w:t>
             </w:r>
           </w:p>
         </w:tc>
@@ -5689,7 +5689,7 @@
                 <w:i w:val="0"/>
                 <w:sz w:val="26"/>
               </w:rPr>
-              <w:t>A</w:t>
+              <w:t>G</w:t>
             </w:r>
           </w:p>
         </w:tc>
@@ -5715,111 +5715,7 @@
                 <w:i w:val="0"/>
                 <w:sz w:val="26"/>
               </w:rPr>
-              <w:t>R</w:t>
-            </w:r>
-          </w:p>
-        </w:tc>
-        <w:tc>
-          <w:tcPr>
-            <w:tcW w:type="dxa" w:w="488"/>
-            <w:tcBorders>
-              <w:top w:val="single" w:sz="4" w:color="9FB3C8"/>
-              <w:left w:val="single" w:sz="4" w:color="9FB3C8"/>
-              <w:bottom w:val="single" w:sz="4" w:color="9FB3C8"/>
-              <w:right w:val="single" w:sz="4" w:color="9FB3C8"/>
-            </w:tcBorders>
-          </w:tcPr>
-          <w:p>
-            <w:pPr>
-              <w:spacing w:after="20"/>
-              <w:jc w:val="center"/>
-            </w:pPr>
-            <w:r>
-              <w:rPr>
-                <w:rFonts w:ascii="Arial" w:hAnsi="Arial" w:eastAsia="Arial"/>
-                <w:b/>
-                <w:i w:val="0"/>
-                <w:sz w:val="26"/>
-              </w:rPr>
-              <w:t>A</w:t>
-            </w:r>
-          </w:p>
-        </w:tc>
-        <w:tc>
-          <w:tcPr>
-            <w:tcW w:type="dxa" w:w="488"/>
-            <w:tcBorders>
-              <w:top w:val="single" w:sz="4" w:color="9FB3C8"/>
-              <w:left w:val="single" w:sz="4" w:color="9FB3C8"/>
-              <w:bottom w:val="single" w:sz="4" w:color="9FB3C8"/>
-              <w:right w:val="single" w:sz="4" w:color="9FB3C8"/>
-            </w:tcBorders>
-          </w:tcPr>
-          <w:p>
-            <w:pPr>
-              <w:spacing w:after="20"/>
-              <w:jc w:val="center"/>
-            </w:pPr>
-            <w:r>
-              <w:rPr>
-                <w:rFonts w:ascii="Arial" w:hAnsi="Arial" w:eastAsia="Arial"/>
-                <w:b/>
-                <w:i w:val="0"/>
-                <w:sz w:val="26"/>
-              </w:rPr>
-              <w:t>T</w:t>
-            </w:r>
-          </w:p>
-        </w:tc>
-        <w:tc>
-          <w:tcPr>
-            <w:tcW w:type="dxa" w:w="488"/>
-            <w:tcBorders>
-              <w:top w:val="single" w:sz="4" w:color="9FB3C8"/>
-              <w:left w:val="single" w:sz="4" w:color="9FB3C8"/>
-              <w:bottom w:val="single" w:sz="4" w:color="9FB3C8"/>
-              <w:right w:val="single" w:sz="4" w:color="9FB3C8"/>
-            </w:tcBorders>
-          </w:tcPr>
-          <w:p>
-            <w:pPr>
-              <w:spacing w:after="20"/>
-              <w:jc w:val="center"/>
-            </w:pPr>
-            <w:r>
-              <w:rPr>
-                <w:rFonts w:ascii="Arial" w:hAnsi="Arial" w:eastAsia="Arial"/>
-                <w:b/>
-                <w:i w:val="0"/>
-                <w:sz w:val="26"/>
-              </w:rPr>
-              <w:t>E</w:t>
-            </w:r>
-          </w:p>
-        </w:tc>
-        <w:tc>
-          <w:tcPr>
-            <w:tcW w:type="dxa" w:w="488"/>
-            <w:tcBorders>
-              <w:top w:val="single" w:sz="4" w:color="9FB3C8"/>
-              <w:left w:val="single" w:sz="4" w:color="9FB3C8"/>
-              <w:bottom w:val="single" w:sz="4" w:color="9FB3C8"/>
-              <w:right w:val="single" w:sz="4" w:color="9FB3C8"/>
-            </w:tcBorders>
-          </w:tcPr>
-          <w:p>
-            <w:pPr>
-              <w:spacing w:after="20"/>
-              <w:jc w:val="center"/>
-            </w:pPr>
-            <w:r>
-              <w:rPr>
-                <w:rFonts w:ascii="Arial" w:hAnsi="Arial" w:eastAsia="Arial"/>
-                <w:b/>
-                <w:i w:val="0"/>
-                <w:sz w:val="26"/>
-              </w:rPr>
-              <w:t>L</w:t>
+              <w:t>P</w:t>
             </w:r>
           </w:p>
         </w:tc>
@@ -5871,6 +5767,162 @@
                 <w:i w:val="0"/>
                 <w:sz w:val="26"/>
               </w:rPr>
+              <w:t>N</w:t>
+            </w:r>
+          </w:p>
+        </w:tc>
+        <w:tc>
+          <w:tcPr>
+            <w:tcW w:type="dxa" w:w="488"/>
+            <w:tcBorders>
+              <w:top w:val="single" w:sz="4" w:color="9FB3C8"/>
+              <w:left w:val="single" w:sz="4" w:color="9FB3C8"/>
+              <w:bottom w:val="single" w:sz="4" w:color="9FB3C8"/>
+              <w:right w:val="single" w:sz="4" w:color="9FB3C8"/>
+            </w:tcBorders>
+          </w:tcPr>
+          <w:p>
+            <w:pPr>
+              <w:spacing w:after="20"/>
+              <w:jc w:val="center"/>
+            </w:pPr>
+            <w:r>
+              <w:rPr>
+                <w:rFonts w:ascii="Arial" w:hAnsi="Arial" w:eastAsia="Arial"/>
+                <w:b/>
+                <w:i w:val="0"/>
+                <w:sz w:val="26"/>
+              </w:rPr>
+              <w:t>G</w:t>
+            </w:r>
+          </w:p>
+        </w:tc>
+        <w:tc>
+          <w:tcPr>
+            <w:tcW w:type="dxa" w:w="488"/>
+            <w:tcBorders>
+              <w:top w:val="single" w:sz="4" w:color="9FB3C8"/>
+              <w:left w:val="single" w:sz="4" w:color="9FB3C8"/>
+              <w:bottom w:val="single" w:sz="4" w:color="9FB3C8"/>
+              <w:right w:val="single" w:sz="4" w:color="9FB3C8"/>
+            </w:tcBorders>
+          </w:tcPr>
+          <w:p>
+            <w:pPr>
+              <w:spacing w:after="20"/>
+              <w:jc w:val="center"/>
+            </w:pPr>
+            <w:r>
+              <w:rPr>
+                <w:rFonts w:ascii="Arial" w:hAnsi="Arial" w:eastAsia="Arial"/>
+                <w:b/>
+                <w:i w:val="0"/>
+                <w:sz w:val="26"/>
+              </w:rPr>
+              <w:t>P</w:t>
+            </w:r>
+          </w:p>
+        </w:tc>
+        <w:tc>
+          <w:tcPr>
+            <w:tcW w:type="dxa" w:w="488"/>
+            <w:tcBorders>
+              <w:top w:val="single" w:sz="4" w:color="9FB3C8"/>
+              <w:left w:val="single" w:sz="4" w:color="9FB3C8"/>
+              <w:bottom w:val="single" w:sz="4" w:color="9FB3C8"/>
+              <w:right w:val="single" w:sz="4" w:color="9FB3C8"/>
+            </w:tcBorders>
+          </w:tcPr>
+          <w:p>
+            <w:pPr>
+              <w:spacing w:after="20"/>
+              <w:jc w:val="center"/>
+            </w:pPr>
+            <w:r>
+              <w:rPr>
+                <w:rFonts w:ascii="Arial" w:hAnsi="Arial" w:eastAsia="Arial"/>
+                <w:b/>
+                <w:i w:val="0"/>
+                <w:sz w:val="26"/>
+              </w:rPr>
+              <w:t>O</w:t>
+            </w:r>
+          </w:p>
+        </w:tc>
+        <w:tc>
+          <w:tcPr>
+            <w:tcW w:type="dxa" w:w="488"/>
+            <w:tcBorders>
+              <w:top w:val="single" w:sz="4" w:color="9FB3C8"/>
+              <w:left w:val="single" w:sz="4" w:color="9FB3C8"/>
+              <w:bottom w:val="single" w:sz="4" w:color="9FB3C8"/>
+              <w:right w:val="single" w:sz="4" w:color="9FB3C8"/>
+            </w:tcBorders>
+          </w:tcPr>
+          <w:p>
+            <w:pPr>
+              <w:spacing w:after="20"/>
+              <w:jc w:val="center"/>
+            </w:pPr>
+            <w:r>
+              <w:rPr>
+                <w:rFonts w:ascii="Arial" w:hAnsi="Arial" w:eastAsia="Arial"/>
+                <w:b/>
+                <w:i w:val="0"/>
+                <w:sz w:val="26"/>
+              </w:rPr>
+              <w:t>N</w:t>
+            </w:r>
+          </w:p>
+        </w:tc>
+        <w:tc>
+          <w:tcPr>
+            <w:tcW w:type="dxa" w:w="488"/>
+            <w:tcBorders>
+              <w:top w:val="single" w:sz="4" w:color="9FB3C8"/>
+              <w:left w:val="single" w:sz="4" w:color="9FB3C8"/>
+              <w:bottom w:val="single" w:sz="4" w:color="9FB3C8"/>
+              <w:right w:val="single" w:sz="4" w:color="9FB3C8"/>
+            </w:tcBorders>
+          </w:tcPr>
+          <w:p>
+            <w:pPr>
+              <w:spacing w:after="20"/>
+              <w:jc w:val="center"/>
+            </w:pPr>
+            <w:r>
+              <w:rPr>
+                <w:rFonts w:ascii="Arial" w:hAnsi="Arial" w:eastAsia="Arial"/>
+                <w:b/>
+                <w:i w:val="0"/>
+                <w:sz w:val="26"/>
+              </w:rPr>
+              <w:t>G</w:t>
+            </w:r>
+          </w:p>
+        </w:tc>
+        <w:tc>
+          <w:tcPr>
+            <w:tcW w:type="dxa" w:w="488"/>
+            <w:tcBorders>
+              <w:top w:val="single" w:sz="4" w:color="9FB3C8"/>
+              <w:left w:val="single" w:sz="4" w:color="9FB3C8"/>
+              <w:bottom w:val="single" w:sz="4" w:color="9FB3C8"/>
+              <w:right w:val="single" w:sz="4" w:color="9FB3C8"/>
+            </w:tcBorders>
+          </w:tcPr>
+          <w:p>
+            <w:pPr>
+              <w:spacing w:after="20"/>
+              <w:jc w:val="center"/>
+            </w:pPr>
+            <w:r>
+              <w:rPr>
+                <w:rFonts w:ascii="Arial" w:hAnsi="Arial" w:eastAsia="Arial"/>
+                <w:b/>
+                <w:i w:val="0"/>
+                <w:sz w:val="26"/>
+              </w:rPr>
               <w:t>D</w:t>
             </w:r>
           </w:p>
@@ -5897,59 +5949,7 @@
                 <w:i w:val="0"/>
                 <w:sz w:val="26"/>
               </w:rPr>
-              <w:t>L</w:t>
-            </w:r>
-          </w:p>
-        </w:tc>
-        <w:tc>
-          <w:tcPr>
-            <w:tcW w:type="dxa" w:w="488"/>
-            <w:tcBorders>
-              <w:top w:val="single" w:sz="4" w:color="9FB3C8"/>
-              <w:left w:val="single" w:sz="4" w:color="9FB3C8"/>
-              <w:bottom w:val="single" w:sz="4" w:color="9FB3C8"/>
-              <w:right w:val="single" w:sz="4" w:color="9FB3C8"/>
-            </w:tcBorders>
-          </w:tcPr>
-          <w:p>
-            <w:pPr>
-              <w:spacing w:after="20"/>
-              <w:jc w:val="center"/>
-            </w:pPr>
-            <w:r>
-              <w:rPr>
-                <w:rFonts w:ascii="Arial" w:hAnsi="Arial" w:eastAsia="Arial"/>
-                <w:b/>
-                <w:i w:val="0"/>
-                <w:sz w:val="26"/>
-              </w:rPr>
-              <w:t>T</w:t>
-            </w:r>
-          </w:p>
-        </w:tc>
-        <w:tc>
-          <w:tcPr>
-            <w:tcW w:type="dxa" w:w="488"/>
-            <w:tcBorders>
-              <w:top w:val="single" w:sz="4" w:color="9FB3C8"/>
-              <w:left w:val="single" w:sz="4" w:color="9FB3C8"/>
-              <w:bottom w:val="single" w:sz="4" w:color="9FB3C8"/>
-              <w:right w:val="single" w:sz="4" w:color="9FB3C8"/>
-            </w:tcBorders>
-          </w:tcPr>
-          <w:p>
-            <w:pPr>
-              <w:spacing w:after="20"/>
-              <w:jc w:val="center"/>
-            </w:pPr>
-            <w:r>
-              <w:rPr>
-                <w:rFonts w:ascii="Arial" w:hAnsi="Arial" w:eastAsia="Arial"/>
-                <w:b/>
-                <w:i w:val="0"/>
-                <w:sz w:val="26"/>
-              </w:rPr>
-              <w:t>A</w:t>
+              <w:t>H</w:t>
             </w:r>
           </w:p>
         </w:tc>
@@ -6335,7 +6335,7 @@
           <w:i w:val="0"/>
           <w:sz w:val="22"/>
         </w:rPr>
-        <w:t>) films.</w:t>
+        <w:t>) movies.</w:t>
       </w:r>
     </w:p>
     <w:p>
